--- a/New Microsoft Word Document.docx
+++ b/New Microsoft Word Document.docx
@@ -7,529 +7,351 @@
         <w:spacing w:after="0"/>
         <w:rPr>
           <w:rFonts w:ascii="Times New Roman" w:hAnsi="Times New Roman" w:cs="Times New Roman"/>
+          <w:b/>
+          <w:bCs/>
+          <w:lang w:val="ru-RU"/>
+        </w:rPr>
+      </w:pPr>
+      <w:r>
+        <w:rPr>
+          <w:rFonts w:ascii="Times New Roman" w:hAnsi="Times New Roman" w:cs="Times New Roman"/>
+          <w:b/>
+          <w:bCs/>
+          <w:lang w:val="ru-RU"/>
+        </w:rPr>
+        <w:t>Слайд 1. Титульный лист</w:t>
+      </w:r>
+    </w:p>
+    <w:p>
+      <w:pPr>
+        <w:spacing w:after="0"/>
+        <w:rPr>
+          <w:rFonts w:ascii="Times New Roman" w:hAnsi="Times New Roman" w:cs="Times New Roman"/>
           <w:lang w:val="vi-VN"/>
         </w:rPr>
       </w:pPr>
       <w:r>
         <w:rPr>
           <w:rFonts w:ascii="Times New Roman" w:hAnsi="Times New Roman" w:cs="Times New Roman"/>
-          <w:b/>
-          <w:bCs/>
-          <w:lang w:val="ru-RU"/>
-        </w:rPr>
-        <w:t xml:space="preserve">Слайд 1 </w:t>
-      </w:r>
-    </w:p>
-    <w:p>
-      <w:pPr>
-        <w:spacing w:after="0"/>
-        <w:ind w:firstLine="720"/>
-        <w:rPr>
-          <w:rFonts w:ascii="Times New Roman" w:hAnsi="Times New Roman" w:cs="Times New Roman"/>
-          <w:lang w:val="ru-RU"/>
-        </w:rPr>
-      </w:pPr>
-      <w:r>
-        <w:rPr>
-          <w:rFonts w:ascii="Times New Roman" w:hAnsi="Times New Roman" w:cs="Times New Roman"/>
-          <w:lang w:val="ru-RU"/>
-        </w:rPr>
-        <w:t xml:space="preserve">Уважаемые члены комиссии! </w:t>
-      </w:r>
-      <w:r>
-        <w:rPr>
-          <w:rFonts w:ascii="Times New Roman" w:hAnsi="Times New Roman" w:cs="Times New Roman"/>
-          <w:lang w:val="ru-RU"/>
-        </w:rPr>
-        <w:t>Меня зовут Динь Вьет Ань группа ИУ7И-42М. Вашему вниманю предствляется в</w:t>
-      </w:r>
-      <w:r>
-        <w:rPr>
-          <w:rFonts w:ascii="Times New Roman" w:hAnsi="Times New Roman" w:cs="Times New Roman"/>
-          <w:lang w:val="ru-RU"/>
-        </w:rPr>
-        <w:t>ыпуская квалификационная работа</w:t>
-      </w:r>
-      <w:r>
-        <w:rPr>
-          <w:rFonts w:ascii="Times New Roman" w:hAnsi="Times New Roman" w:cs="Times New Roman"/>
-          <w:lang w:val="ru-RU"/>
-        </w:rPr>
-        <w:t xml:space="preserve"> на т</w:t>
-      </w:r>
-      <w:r>
-        <w:rPr>
-          <w:rFonts w:ascii="Times New Roman" w:hAnsi="Times New Roman" w:cs="Times New Roman"/>
-          <w:lang w:val="ru-RU"/>
-        </w:rPr>
-        <w:t>ем</w:t>
-      </w:r>
-      <w:r>
-        <w:rPr>
-          <w:rFonts w:ascii="Times New Roman" w:hAnsi="Times New Roman" w:cs="Times New Roman"/>
-          <w:lang w:val="ru-RU"/>
-        </w:rPr>
-        <w:t xml:space="preserve">у </w:t>
-      </w:r>
-      <w:r>
-        <w:rPr>
-          <w:rFonts w:ascii="Times New Roman" w:hAnsi="Times New Roman" w:cs="Times New Roman"/>
-          <w:b/>
-          <w:bCs/>
-          <w:lang w:val="ru-RU"/>
-        </w:rPr>
-        <w:t>«Метод обнаружения фальсифицированного фрагмента на изображении с использованием сверточной нейронной сети»</w:t>
-      </w:r>
-      <w:r>
-        <w:rPr>
-          <w:rFonts w:ascii="Times New Roman" w:hAnsi="Times New Roman" w:cs="Times New Roman"/>
-          <w:lang w:val="ru-RU"/>
-        </w:rPr>
-        <w:t>.</w:t>
-      </w:r>
-    </w:p>
-    <w:p>
-      <w:pPr>
-        <w:spacing w:after="0"/>
-        <w:rPr>
-          <w:rFonts w:ascii="Times New Roman" w:hAnsi="Times New Roman" w:cs="Times New Roman"/>
-          <w:lang w:val="ru-RU"/>
-        </w:rPr>
-      </w:pPr>
-      <w:r>
-        <w:rPr>
-          <w:rFonts w:ascii="Times New Roman" w:hAnsi="Times New Roman" w:cs="Times New Roman"/>
-          <w:b/>
-          <w:bCs/>
-          <w:lang w:val="ru-RU"/>
-        </w:rPr>
-        <w:t xml:space="preserve">Слайд 2 </w:t>
-      </w:r>
-    </w:p>
-    <w:p>
-      <w:pPr>
-        <w:spacing w:after="0"/>
-        <w:ind w:firstLine="720"/>
-        <w:rPr>
-          <w:rFonts w:ascii="Times New Roman" w:hAnsi="Times New Roman" w:cs="Times New Roman"/>
-          <w:lang w:val="ru-RU"/>
-        </w:rPr>
-      </w:pPr>
-      <w:r>
-        <w:rPr>
-          <w:rFonts w:ascii="Times New Roman" w:hAnsi="Times New Roman" w:cs="Times New Roman"/>
-          <w:lang w:val="ru-RU"/>
-        </w:rPr>
-        <w:t>В последние годы наблюдается резкий рост количества манипуляций с цифровыми изображениями. Доступность мощных редакторов и генеративного ИИ сделала создание реалистичных подделок массовым явлением.</w:t>
-      </w:r>
-    </w:p>
-    <w:p>
-      <w:pPr>
-        <w:spacing w:after="0"/>
-        <w:ind w:firstLine="720"/>
-        <w:rPr>
-          <w:rFonts w:ascii="Times New Roman" w:hAnsi="Times New Roman" w:cs="Times New Roman"/>
-          <w:lang w:val="ru-RU"/>
-        </w:rPr>
-      </w:pPr>
-      <w:r>
-        <w:rPr>
-          <w:rFonts w:ascii="Times New Roman" w:hAnsi="Times New Roman" w:cs="Times New Roman"/>
-          <w:lang w:val="ru-RU"/>
-        </w:rPr>
-        <w:t>Фальсификация изображений представляет серьёзную угрозу информационной безопасности: она используется для дезинформации, финансового мошенничества, дискредитации личности и создания ложных улик.</w:t>
-      </w:r>
-    </w:p>
-    <w:p>
-      <w:pPr>
-        <w:spacing w:after="0"/>
-        <w:ind w:firstLine="720"/>
-        <w:rPr>
-          <w:rFonts w:ascii="Times New Roman" w:hAnsi="Times New Roman" w:cs="Times New Roman"/>
-          <w:lang w:val="ru-RU"/>
-        </w:rPr>
-      </w:pPr>
-      <w:r>
-        <w:rPr>
-          <w:rFonts w:ascii="Times New Roman" w:hAnsi="Times New Roman" w:cs="Times New Roman"/>
-          <w:lang w:val="ru-RU"/>
-        </w:rPr>
-        <w:t>Поэтому остро необходимы высокоточные автоматизированные системы, способные работать с большими потоками медиаданных в режиме реального времени.</w:t>
-      </w:r>
-    </w:p>
-    <w:p>
-      <w:pPr>
-        <w:spacing w:after="0"/>
-        <w:ind w:firstLine="720"/>
-        <w:rPr>
-          <w:rFonts w:ascii="Times New Roman" w:hAnsi="Times New Roman" w:cs="Times New Roman"/>
-          <w:lang w:val="ru-RU"/>
-        </w:rPr>
-      </w:pPr>
-      <w:r>
-        <w:rPr>
-          <w:rFonts w:ascii="Times New Roman" w:hAnsi="Times New Roman" w:cs="Times New Roman"/>
-          <w:b/>
-          <w:bCs/>
-          <w:lang w:val="ru-RU"/>
-        </w:rPr>
-        <w:t>Проблема</w:t>
-      </w:r>
-      <w:r>
-        <w:rPr>
-          <w:rFonts w:ascii="Times New Roman" w:hAnsi="Times New Roman" w:cs="Times New Roman"/>
-          <w:lang w:val="ru-RU"/>
-        </w:rPr>
-        <w:t xml:space="preserve"> заключается в том, что существующие методы обнаружения фальсифицированных фрагментов изображений имеют недостаточную точность и низкую устойчивость к постобработке.</w:t>
-      </w:r>
-    </w:p>
-    <w:p>
-      <w:pPr>
-        <w:spacing w:after="0"/>
-        <w:rPr>
-          <w:rFonts w:ascii="Times New Roman" w:hAnsi="Times New Roman" w:cs="Times New Roman"/>
-          <w:b/>
-          <w:bCs/>
-          <w:lang w:val="ru-RU"/>
-        </w:rPr>
-      </w:pPr>
-      <w:r>
-        <w:rPr>
-          <w:rFonts w:ascii="Times New Roman" w:hAnsi="Times New Roman" w:cs="Times New Roman"/>
-          <w:b/>
-          <w:bCs/>
-          <w:lang w:val="ru-RU"/>
-        </w:rPr>
-        <w:t xml:space="preserve">Слайд 3 </w:t>
-      </w:r>
-    </w:p>
-    <w:p>
-      <w:pPr>
-        <w:spacing w:after="0"/>
-        <w:ind w:firstLine="720"/>
-        <w:rPr>
-          <w:rFonts w:ascii="Times New Roman" w:hAnsi="Times New Roman" w:cs="Times New Roman"/>
-          <w:lang w:val="ru-RU"/>
-        </w:rPr>
-      </w:pPr>
-      <w:r>
-        <w:rPr>
-          <w:rFonts w:ascii="Times New Roman" w:hAnsi="Times New Roman" w:cs="Times New Roman"/>
-          <w:lang w:val="ru-RU"/>
-        </w:rPr>
-        <w:t>Цель работы — разработка и программная реализация метода обнаружения фальсифицированного фрагмента на изображении с использованием сверточной нейронной сети.</w:t>
-      </w:r>
-    </w:p>
-    <w:p>
-      <w:pPr>
-        <w:spacing w:after="0"/>
-        <w:ind w:firstLine="720"/>
-        <w:rPr>
-          <w:rFonts w:ascii="Times New Roman" w:hAnsi="Times New Roman" w:cs="Times New Roman"/>
-          <w:lang w:val="ru-RU"/>
-        </w:rPr>
-      </w:pPr>
-      <w:r>
-        <w:rPr>
-          <w:rFonts w:ascii="Times New Roman" w:hAnsi="Times New Roman" w:cs="Times New Roman"/>
-          <w:lang w:val="ru-RU"/>
-        </w:rPr>
-        <w:t xml:space="preserve">Для достижения цели </w:t>
-      </w:r>
-      <w:r>
-        <w:rPr>
-          <w:rFonts w:ascii="Times New Roman" w:hAnsi="Times New Roman" w:cs="Times New Roman"/>
-          <w:lang w:val="ru-RU"/>
-        </w:rPr>
-        <w:t xml:space="preserve">необходимо решить следующие </w:t>
-      </w:r>
-      <w:r>
-        <w:rPr>
-          <w:rFonts w:ascii="Times New Roman" w:hAnsi="Times New Roman" w:cs="Times New Roman"/>
-          <w:lang w:val="ru-RU"/>
-        </w:rPr>
-        <w:t>задачи:</w:t>
-      </w:r>
-    </w:p>
-    <w:p>
-      <w:pPr>
-        <w:numPr>
-          <w:ilvl w:val="0"/>
-          <w:numId w:val="1"/>
-        </w:numPr>
-        <w:spacing w:after="0"/>
-        <w:ind w:left="360"/>
-        <w:rPr>
-          <w:rFonts w:ascii="Times New Roman" w:hAnsi="Times New Roman" w:cs="Times New Roman"/>
-          <w:lang w:val="ru-RU"/>
-        </w:rPr>
-      </w:pPr>
-      <w:r>
-        <w:rPr>
-          <w:rFonts w:ascii="Times New Roman" w:hAnsi="Times New Roman" w:cs="Times New Roman"/>
-          <w:lang w:val="ru-RU"/>
-        </w:rPr>
-        <w:t>провести анализ предметной области и сравнительный анализ существующих методов;</w:t>
-      </w:r>
-    </w:p>
-    <w:p>
-      <w:pPr>
-        <w:numPr>
-          <w:ilvl w:val="0"/>
-          <w:numId w:val="1"/>
-        </w:numPr>
-        <w:spacing w:after="0"/>
-        <w:ind w:left="360"/>
-        <w:rPr>
-          <w:rFonts w:ascii="Times New Roman" w:hAnsi="Times New Roman" w:cs="Times New Roman"/>
-          <w:lang w:val="ru-RU"/>
-        </w:rPr>
-      </w:pPr>
-      <w:r>
-        <w:rPr>
-          <w:rFonts w:ascii="Times New Roman" w:hAnsi="Times New Roman" w:cs="Times New Roman"/>
-          <w:lang w:val="ru-RU"/>
-        </w:rPr>
-        <w:t>спроектировать метод обнаружения на основе сверточной нейронной сети;</w:t>
-      </w:r>
-    </w:p>
-    <w:p>
-      <w:pPr>
-        <w:numPr>
-          <w:ilvl w:val="0"/>
-          <w:numId w:val="1"/>
-        </w:numPr>
-        <w:spacing w:after="0"/>
-        <w:ind w:left="360"/>
-        <w:rPr>
-          <w:rFonts w:ascii="Times New Roman" w:hAnsi="Times New Roman" w:cs="Times New Roman"/>
-          <w:lang w:val="ru-RU"/>
-        </w:rPr>
-      </w:pPr>
-      <w:r>
-        <w:rPr>
-          <w:rFonts w:ascii="Times New Roman" w:hAnsi="Times New Roman" w:cs="Times New Roman"/>
-          <w:lang w:val="ru-RU"/>
-        </w:rPr>
-        <w:t>разработать программное обеспечение, реализующее данный метод;</w:t>
-      </w:r>
-    </w:p>
-    <w:p>
-      <w:pPr>
-        <w:numPr>
-          <w:ilvl w:val="0"/>
-          <w:numId w:val="1"/>
-        </w:numPr>
-        <w:spacing w:after="0"/>
-        <w:ind w:left="360"/>
-        <w:rPr>
-          <w:rFonts w:ascii="Times New Roman" w:hAnsi="Times New Roman" w:cs="Times New Roman"/>
-          <w:lang w:val="ru-RU"/>
-        </w:rPr>
-      </w:pPr>
-      <w:r>
-        <w:rPr>
-          <w:rFonts w:ascii="Times New Roman" w:hAnsi="Times New Roman" w:cs="Times New Roman"/>
-          <w:lang w:val="ru-RU"/>
-        </w:rPr>
-        <w:t>провести оценку качества реализованного метода.</w:t>
-      </w:r>
-    </w:p>
-    <w:p>
-      <w:pPr>
-        <w:spacing w:after="0"/>
-        <w:rPr>
-          <w:rFonts w:ascii="Times New Roman" w:hAnsi="Times New Roman" w:cs="Times New Roman"/>
-          <w:b/>
-          <w:bCs/>
-          <w:lang w:val="ru-RU"/>
-        </w:rPr>
-      </w:pPr>
-      <w:r>
-        <w:rPr>
-          <w:rFonts w:ascii="Times New Roman" w:hAnsi="Times New Roman" w:cs="Times New Roman"/>
-          <w:b/>
-          <w:bCs/>
-          <w:lang w:val="ru-RU"/>
-        </w:rPr>
-        <w:t xml:space="preserve">Слайд 4 </w:t>
-      </w:r>
-    </w:p>
-    <w:p>
-      <w:pPr>
-        <w:spacing w:after="0"/>
-        <w:ind w:firstLine="720"/>
-        <w:rPr>
-          <w:rFonts w:ascii="Times New Roman" w:hAnsi="Times New Roman" w:cs="Times New Roman"/>
-          <w:lang w:val="ru-RU"/>
-        </w:rPr>
-      </w:pPr>
-      <w:r>
-        <w:rPr>
-          <w:rFonts w:ascii="Times New Roman" w:hAnsi="Times New Roman" w:cs="Times New Roman"/>
-          <w:lang w:val="ru-RU"/>
-        </w:rPr>
-        <w:t>На четвёртом слайде представлено сравнение существующих подходов.</w:t>
-      </w:r>
-    </w:p>
-    <w:p>
-      <w:pPr>
-        <w:spacing w:after="0"/>
-        <w:rPr>
-          <w:rFonts w:ascii="Times New Roman" w:hAnsi="Times New Roman" w:cs="Times New Roman"/>
-          <w:lang w:val="ru-RU"/>
-        </w:rPr>
-      </w:pPr>
-      <w:r>
-        <w:rPr>
-          <w:rFonts w:ascii="Times New Roman" w:hAnsi="Times New Roman" w:cs="Times New Roman"/>
-          <w:lang w:val="ru-RU"/>
-        </w:rPr>
-        <w:t>Традиционные методы — анализ целостности изображений и поиск ключевых точек — показывают низкую или среднюю точность и слабую устойчивость к постобработке.</w:t>
-      </w:r>
-    </w:p>
-    <w:p>
-      <w:pPr>
-        <w:spacing w:after="0"/>
-        <w:rPr>
-          <w:rFonts w:ascii="Times New Roman" w:hAnsi="Times New Roman" w:cs="Times New Roman"/>
-          <w:lang w:val="ru-RU"/>
-        </w:rPr>
-      </w:pPr>
-      <w:r>
-        <w:rPr>
-          <w:rFonts w:ascii="Times New Roman" w:hAnsi="Times New Roman" w:cs="Times New Roman"/>
-          <w:lang w:val="ru-RU"/>
-        </w:rPr>
-        <w:t>Однопоточные свёрточные сети дают средние результаты.</w:t>
-      </w:r>
-    </w:p>
-    <w:p>
-      <w:pPr>
-        <w:spacing w:after="0"/>
-        <w:rPr>
-          <w:rFonts w:ascii="Times New Roman" w:hAnsi="Times New Roman" w:cs="Times New Roman"/>
-          <w:lang w:val="ru-RU"/>
-        </w:rPr>
-      </w:pPr>
-      <w:r>
-        <w:rPr>
-          <w:rFonts w:ascii="Times New Roman" w:hAnsi="Times New Roman" w:cs="Times New Roman"/>
-          <w:lang w:val="ru-RU"/>
-        </w:rPr>
-        <w:t xml:space="preserve">Предложенная мной </w:t>
-      </w:r>
-      <w:r>
-        <w:rPr>
-          <w:rFonts w:ascii="Times New Roman" w:hAnsi="Times New Roman" w:cs="Times New Roman"/>
-          <w:b/>
-          <w:bCs/>
-          <w:lang w:val="ru-RU"/>
-        </w:rPr>
-        <w:t>многопоточная свёрточная нейронная сеть</w:t>
-      </w:r>
-      <w:r>
-        <w:rPr>
-          <w:rFonts w:ascii="Times New Roman" w:hAnsi="Times New Roman" w:cs="Times New Roman"/>
-          <w:lang w:val="ru-RU"/>
-        </w:rPr>
-        <w:t xml:space="preserve"> превосходит все перечисленные методы по точности, устойчивости к постобработке и обобщающей способности.</w:t>
-      </w:r>
-    </w:p>
-    <w:p>
-      <w:pPr>
-        <w:spacing w:after="0"/>
-        <w:rPr>
-          <w:rFonts w:ascii="Times New Roman" w:hAnsi="Times New Roman" w:cs="Times New Roman"/>
-          <w:b/>
-          <w:bCs/>
-          <w:lang w:val="ru-RU"/>
-        </w:rPr>
-      </w:pPr>
-      <w:r>
-        <w:rPr>
-          <w:rFonts w:ascii="Times New Roman" w:hAnsi="Times New Roman" w:cs="Times New Roman"/>
-          <w:b/>
-          <w:bCs/>
-          <w:lang w:val="ru-RU"/>
-        </w:rPr>
-        <w:t xml:space="preserve">Слайд 5 </w:t>
-      </w:r>
-    </w:p>
-    <w:p>
-      <w:pPr>
-        <w:spacing w:after="0"/>
-        <w:ind w:firstLine="720"/>
-        <w:rPr>
-          <w:rFonts w:ascii="Times New Roman" w:hAnsi="Times New Roman" w:cs="Times New Roman"/>
-          <w:lang w:val="ru-RU"/>
-        </w:rPr>
-      </w:pPr>
-      <w:r>
-        <w:rPr>
-          <w:rFonts w:ascii="Times New Roman" w:hAnsi="Times New Roman" w:cs="Times New Roman"/>
-          <w:lang w:val="ru-RU"/>
-        </w:rPr>
-        <w:t xml:space="preserve">На пятом слайде показана формализация задачи в нотации </w:t>
-      </w:r>
-      <w:r>
-        <w:rPr>
-          <w:rFonts w:ascii="Times New Roman" w:hAnsi="Times New Roman" w:cs="Times New Roman"/>
-        </w:rPr>
-        <w:t>IDEF</w:t>
-      </w:r>
-      <w:r>
-        <w:rPr>
-          <w:rFonts w:ascii="Times New Roman" w:hAnsi="Times New Roman" w:cs="Times New Roman"/>
-          <w:lang w:val="ru-RU"/>
-        </w:rPr>
-        <w:t>0.</w:t>
-      </w:r>
-    </w:p>
-    <w:p>
-      <w:pPr>
-        <w:spacing w:after="0"/>
-        <w:ind w:firstLine="720"/>
-        <w:rPr>
-          <w:rFonts w:ascii="Times New Roman" w:hAnsi="Times New Roman" w:cs="Times New Roman"/>
-          <w:lang w:val="ru-RU"/>
-        </w:rPr>
-      </w:pPr>
-      <w:r>
-        <w:rPr>
-          <w:rFonts w:ascii="Times New Roman" w:hAnsi="Times New Roman" w:cs="Times New Roman"/>
-          <w:lang w:val="ru-RU"/>
-        </w:rPr>
-        <w:t>На вход метода поступают набор данных и изображение. На выходе мы получаем прогнозируемую маску фальсифицированного фрагмента.</w:t>
-      </w:r>
-    </w:p>
-    <w:p>
-      <w:pPr>
-        <w:spacing w:after="0"/>
-        <w:rPr>
-          <w:rFonts w:ascii="Times New Roman" w:hAnsi="Times New Roman" w:cs="Times New Roman"/>
-          <w:b/>
-          <w:bCs/>
-          <w:lang w:val="ru-RU"/>
-        </w:rPr>
-      </w:pPr>
-      <w:r>
-        <w:rPr>
-          <w:rFonts w:ascii="Times New Roman" w:hAnsi="Times New Roman" w:cs="Times New Roman"/>
-          <w:b/>
-          <w:bCs/>
-          <w:lang w:val="ru-RU"/>
-        </w:rPr>
-        <w:t xml:space="preserve">Слайд 6 </w:t>
-      </w:r>
-    </w:p>
-    <w:p>
-      <w:pPr>
-        <w:spacing w:after="0"/>
-        <w:ind w:firstLine="720"/>
-        <w:rPr>
-          <w:rFonts w:ascii="Times New Roman" w:hAnsi="Times New Roman" w:cs="Times New Roman"/>
-          <w:lang w:val="ru-RU"/>
+          <w:lang w:val="ru-RU"/>
+        </w:rPr>
+        <w:t>Здравствуйте, уважаемая комиссия. Вашему вниманию представляется выпускная квалификационная работа на тему «Метод обнаружения фальсифицированного фрагмента на изображении с использованием свёрточной нейронной сети».</w:t>
+      </w:r>
+    </w:p>
+    <w:p>
+      <w:pPr>
+        <w:spacing w:after="0"/>
+        <w:rPr>
+          <w:rFonts w:ascii="Times New Roman" w:hAnsi="Times New Roman" w:cs="Times New Roman"/>
+          <w:b/>
+          <w:bCs/>
+          <w:lang w:val="ru-RU"/>
+        </w:rPr>
+      </w:pPr>
+      <w:r>
+        <w:rPr>
+          <w:rFonts w:ascii="Times New Roman" w:hAnsi="Times New Roman" w:cs="Times New Roman"/>
+          <w:b/>
+          <w:bCs/>
+          <w:lang w:val="ru-RU"/>
+        </w:rPr>
+        <w:t>Слайд 2. Актуальность работы</w:t>
+      </w:r>
+    </w:p>
+    <w:p>
+      <w:pPr>
+        <w:spacing w:after="0"/>
+        <w:rPr>
+          <w:rFonts w:ascii="Times New Roman" w:hAnsi="Times New Roman" w:cs="Times New Roman"/>
+          <w:lang w:val="vi-VN"/>
+        </w:rPr>
+      </w:pPr>
+      <w:r>
+        <w:rPr>
+          <w:rFonts w:ascii="Times New Roman" w:hAnsi="Times New Roman" w:cs="Times New Roman"/>
+          <w:lang w:val="ru-RU"/>
+        </w:rPr>
+        <w:t>Из-за распространения доступных редакторов и генеративного ИИ массовое создание поддельных изображений стало реальной угрозой информационной безопасности. Существующие методы часто недостаточно точны и не обладают нужной устойчивостью к постобработке.</w:t>
+      </w:r>
+    </w:p>
+    <w:p>
+      <w:pPr>
+        <w:spacing w:after="0"/>
+        <w:rPr>
+          <w:rFonts w:ascii="Times New Roman" w:hAnsi="Times New Roman" w:cs="Times New Roman"/>
+          <w:b/>
+          <w:bCs/>
+          <w:lang w:val="ru-RU"/>
+        </w:rPr>
+      </w:pPr>
+      <w:r>
+        <w:rPr>
+          <w:rFonts w:ascii="Times New Roman" w:hAnsi="Times New Roman" w:cs="Times New Roman"/>
+          <w:b/>
+          <w:bCs/>
+          <w:lang w:val="ru-RU"/>
+        </w:rPr>
+        <w:t>Слайд 3. Цель и задачи</w:t>
+      </w:r>
+    </w:p>
+    <w:p>
+      <w:pPr>
+        <w:spacing w:after="0"/>
+        <w:rPr>
+          <w:rFonts w:ascii="Times New Roman" w:hAnsi="Times New Roman" w:cs="Times New Roman"/>
+          <w:lang w:val="vi-VN"/>
+        </w:rPr>
+      </w:pPr>
+      <w:r>
+        <w:rPr>
+          <w:rFonts w:ascii="Times New Roman" w:hAnsi="Times New Roman" w:cs="Times New Roman"/>
+          <w:lang w:val="ru-RU"/>
+        </w:rPr>
+        <w:t>Цель работы — разработать и программно реализовать метод автоматического поиска фальсифицированного фрагмента на изображении с помощью двухпоточной сверточной нейронной сети. Для этого решены задачи обзора методов, разработки архитектуры, создания ПО и экспериментального исследования.</w:t>
+      </w:r>
+    </w:p>
+    <w:p>
+      <w:pPr>
+        <w:spacing w:after="0"/>
+        <w:rPr>
+          <w:rFonts w:ascii="Times New Roman" w:hAnsi="Times New Roman" w:cs="Times New Roman"/>
+          <w:b/>
+          <w:bCs/>
+          <w:lang w:val="ru-RU"/>
+        </w:rPr>
+      </w:pPr>
+      <w:r>
+        <w:rPr>
+          <w:rFonts w:ascii="Times New Roman" w:hAnsi="Times New Roman" w:cs="Times New Roman"/>
+          <w:b/>
+          <w:bCs/>
+          <w:lang w:val="ru-RU"/>
+        </w:rPr>
+        <w:t>Слайд 4. Сравнение существующих методов</w:t>
+      </w:r>
+    </w:p>
+    <w:p>
+      <w:pPr>
+        <w:spacing w:after="0"/>
+        <w:rPr>
+          <w:rFonts w:ascii="Times New Roman" w:hAnsi="Times New Roman" w:cs="Times New Roman"/>
+          <w:lang w:val="vi-VN"/>
+        </w:rPr>
+      </w:pPr>
+      <w:r>
+        <w:rPr>
+          <w:rFonts w:ascii="Times New Roman" w:hAnsi="Times New Roman" w:cs="Times New Roman"/>
+          <w:lang w:val="ru-RU"/>
+        </w:rPr>
+        <w:t>Как показано в таблице, традиционные методы анализа целостности и поиска ключевых точек имеют низкую или среднюю точность и обобщающую способность. Предлагаемая многопоточная сверточная сеть обеспечивает высокие показатели по всем трём критериям.</w:t>
+      </w:r>
+    </w:p>
+    <w:p>
+      <w:pPr>
+        <w:spacing w:after="0"/>
+        <w:rPr>
+          <w:rFonts w:ascii="Times New Roman" w:hAnsi="Times New Roman" w:cs="Times New Roman"/>
+          <w:b/>
+          <w:bCs/>
+          <w:lang w:val="ru-RU"/>
+        </w:rPr>
+      </w:pPr>
+      <w:r>
+        <w:rPr>
+          <w:rFonts w:ascii="Times New Roman" w:hAnsi="Times New Roman" w:cs="Times New Roman"/>
+          <w:b/>
+          <w:bCs/>
+          <w:lang w:val="ru-RU"/>
+        </w:rPr>
+        <w:t>Слайд 5. Формализация задачи (IDEF0 A-0)</w:t>
+      </w:r>
+    </w:p>
+    <w:p>
+      <w:pPr>
+        <w:spacing w:after="0"/>
+        <w:rPr>
+          <w:rFonts w:ascii="Times New Roman" w:hAnsi="Times New Roman" w:cs="Times New Roman"/>
+          <w:lang w:val="vi-VN"/>
+        </w:rPr>
+      </w:pPr>
+      <w:r>
+        <w:rPr>
+          <w:rFonts w:ascii="Times New Roman" w:hAnsi="Times New Roman" w:cs="Times New Roman"/>
+          <w:lang w:val="ru-RU"/>
+        </w:rPr>
+        <w:t>На диаграмме нулевого уровня показано: на вход подаётся исходное изображение, а на выходе получается бинарная маска локализации фрагмента подделки, при этом управляющим воздействием служат размеченные данные и гиперпараметры.</w:t>
+      </w:r>
+    </w:p>
+    <w:p>
+      <w:pPr>
+        <w:spacing w:after="0"/>
+        <w:rPr>
+          <w:rFonts w:ascii="Times New Roman" w:hAnsi="Times New Roman" w:cs="Times New Roman"/>
+          <w:b/>
+          <w:bCs/>
+          <w:lang w:val="ru-RU"/>
+        </w:rPr>
+      </w:pPr>
+      <w:r>
+        <w:rPr>
+          <w:rFonts w:ascii="Times New Roman" w:hAnsi="Times New Roman" w:cs="Times New Roman"/>
+          <w:b/>
+          <w:bCs/>
+          <w:lang w:val="ru-RU"/>
+        </w:rPr>
+        <w:t>Слайд 6. Функциональная модель метода (IDEF0 A0)</w:t>
+      </w:r>
+    </w:p>
+    <w:p>
+      <w:pPr>
+        <w:spacing w:after="0"/>
+        <w:rPr>
+          <w:rFonts w:ascii="Times New Roman" w:hAnsi="Times New Roman" w:cs="Times New Roman"/>
+          <w:lang w:val="vi-VN"/>
+        </w:rPr>
+      </w:pPr>
+      <w:r>
+        <w:rPr>
+          <w:rFonts w:ascii="Times New Roman" w:hAnsi="Times New Roman" w:cs="Times New Roman"/>
+          <w:lang w:val="ru-RU"/>
+        </w:rPr>
+        <w:t>Метод состоит из четырёх последовательных этапов: предобработка, извлечение шумовых признаков, обучение двухпоточной модели и, наконец, непосредственно обнаружение фальсификации на новых изображениях.</w:t>
+      </w:r>
+    </w:p>
+    <w:p>
+      <w:pPr>
+        <w:spacing w:after="0"/>
+        <w:rPr>
+          <w:rFonts w:ascii="Times New Roman" w:hAnsi="Times New Roman" w:cs="Times New Roman"/>
+          <w:b/>
+          <w:bCs/>
+          <w:lang w:val="ru-RU"/>
+        </w:rPr>
+      </w:pPr>
+      <w:r>
+        <w:rPr>
+          <w:rFonts w:ascii="Times New Roman" w:hAnsi="Times New Roman" w:cs="Times New Roman"/>
+          <w:b/>
+          <w:bCs/>
+          <w:lang w:val="ru-RU"/>
+        </w:rPr>
+        <w:t>Слайд 7. Алгоритм извлечения признаков</w:t>
+      </w:r>
+    </w:p>
+    <w:p>
+      <w:pPr>
+        <w:spacing w:after="0"/>
+        <w:rPr>
+          <w:rFonts w:ascii="Times New Roman" w:hAnsi="Times New Roman" w:cs="Times New Roman"/>
+          <w:lang w:val="vi-VN"/>
+        </w:rPr>
+      </w:pPr>
+      <w:r>
+        <w:rPr>
+          <w:rFonts w:ascii="Times New Roman" w:hAnsi="Times New Roman" w:cs="Times New Roman"/>
+          <w:lang w:val="ru-RU"/>
+        </w:rPr>
+        <w:t>Алгоритм многократно сжимает изображение с качеством 95%, вычисляет разность с оригиналом и усиливает ошибку. Полученная карта шумовых признаков подчёркивает слабые артефакты сжатия и вставки.</w:t>
+      </w:r>
+    </w:p>
+    <w:p>
+      <w:pPr>
+        <w:spacing w:after="0"/>
+        <w:rPr>
+          <w:rFonts w:ascii="Times New Roman" w:hAnsi="Times New Roman" w:cs="Times New Roman"/>
+          <w:b/>
+          <w:bCs/>
+          <w:lang w:val="ru-RU"/>
+        </w:rPr>
+      </w:pPr>
+      <w:r>
+        <w:rPr>
+          <w:rFonts w:ascii="Times New Roman" w:hAnsi="Times New Roman" w:cs="Times New Roman"/>
+          <w:b/>
+          <w:bCs/>
+          <w:lang w:val="ru-RU"/>
+        </w:rPr>
+        <w:t>Слайд 8. Общая структура нейронной сети</w:t>
+      </w:r>
+    </w:p>
+    <w:p>
+      <w:pPr>
+        <w:spacing w:after="0"/>
+        <w:rPr>
+          <w:rFonts w:ascii="Times New Roman" w:hAnsi="Times New Roman" w:cs="Times New Roman"/>
+          <w:lang w:val="vi-VN"/>
+        </w:rPr>
+      </w:pPr>
+      <w:r>
+        <w:rPr>
+          <w:rFonts w:ascii="Times New Roman" w:hAnsi="Times New Roman" w:cs="Times New Roman"/>
+          <w:lang w:val="ru-RU"/>
+        </w:rPr>
+        <w:t>Архитектура включает два параллельных потока: один работает с RGB-изображением, другой — с картой шумовых признаков. Затем потоки сливаются, проходят через слои адаптации и внимания, а декодер формирует итоговую маску.</w:t>
+      </w:r>
+    </w:p>
+    <w:p>
+      <w:pPr>
+        <w:spacing w:after="0"/>
+        <w:rPr>
+          <w:rFonts w:ascii="Times New Roman" w:hAnsi="Times New Roman" w:cs="Times New Roman"/>
+          <w:b/>
+          <w:bCs/>
+          <w:lang w:val="ru-RU"/>
+        </w:rPr>
+      </w:pPr>
+      <w:r>
+        <w:rPr>
+          <w:rFonts w:ascii="Times New Roman" w:hAnsi="Times New Roman" w:cs="Times New Roman"/>
+          <w:b/>
+          <w:bCs/>
+          <w:lang w:val="ru-RU"/>
+        </w:rPr>
+        <w:t>Слайд 9. Ключевые компоненты сети</w:t>
+      </w:r>
+    </w:p>
+    <w:p>
+      <w:pPr>
+        <w:spacing w:after="0"/>
+        <w:rPr>
+          <w:rFonts w:ascii="Times New Roman" w:hAnsi="Times New Roman" w:cs="Times New Roman"/>
+          <w:lang w:val="vi-VN"/>
+        </w:rPr>
+      </w:pPr>
+      <w:r>
+        <w:rPr>
+          <w:rFonts w:ascii="Times New Roman" w:hAnsi="Times New Roman" w:cs="Times New Roman"/>
+          <w:lang w:val="ru-RU"/>
+        </w:rPr>
+        <w:t>Слой адаптации признаков в виде остаточного блока согласует шумовую и семантическую информацию, а слой внимания динамически перевешивает важные каналы, фокусируясь на аномалиях.</w:t>
+      </w:r>
+    </w:p>
+    <w:p>
+      <w:pPr>
+        <w:spacing w:after="0"/>
+        <w:rPr>
+          <w:rFonts w:ascii="Times New Roman" w:hAnsi="Times New Roman" w:cs="Times New Roman"/>
+          <w:b/>
+          <w:bCs/>
+          <w:lang w:val="ru-RU"/>
+        </w:rPr>
+      </w:pPr>
+      <w:r>
+        <w:rPr>
+          <w:rFonts w:ascii="Times New Roman" w:hAnsi="Times New Roman" w:cs="Times New Roman"/>
+          <w:b/>
+          <w:bCs/>
+          <w:lang w:val="ru-RU"/>
+        </w:rPr>
+        <w:t>Слайд 10. Набор данных</w:t>
+      </w:r>
+    </w:p>
+    <w:p>
+      <w:pPr>
+        <w:spacing w:after="0"/>
+        <w:rPr>
+          <w:rFonts w:ascii="Times New Roman" w:hAnsi="Times New Roman" w:cs="Times New Roman"/>
+          <w:lang w:val="vi-VN"/>
         </w:rPr>
       </w:pPr>
       <w:r>
@@ -538,940 +360,239 @@
           <w:lang w:val="ru-RU"/>
         </w:rPr>
         <w:lastRenderedPageBreak/>
-        <w:t>Шестой слайд демонстрирует детальную функциональную модель разработанного метода.</w:t>
-      </w:r>
-    </w:p>
-    <w:p>
-      <w:pPr>
-        <w:spacing w:after="0"/>
-        <w:ind w:firstLine="720"/>
-        <w:rPr>
-          <w:rFonts w:ascii="Times New Roman" w:hAnsi="Times New Roman" w:cs="Times New Roman"/>
-          <w:lang w:val="ru-RU"/>
-        </w:rPr>
-      </w:pPr>
-      <w:r>
-        <w:rPr>
-          <w:rFonts w:ascii="Times New Roman" w:hAnsi="Times New Roman" w:cs="Times New Roman"/>
-          <w:lang w:val="ru-RU"/>
-        </w:rPr>
-        <w:t>Процесс включает четыре основных блока: предобработку изображения, извлечение признаков, обучение модели и финальное обнаружение фальсифицированных фрагментов. Особое внимание уделено блоку извлечения шумовых признаков.</w:t>
-      </w:r>
-    </w:p>
-    <w:p>
-      <w:pPr>
-        <w:spacing w:after="0"/>
-        <w:rPr>
-          <w:rFonts w:ascii="Times New Roman" w:hAnsi="Times New Roman" w:cs="Times New Roman"/>
-          <w:b/>
-          <w:bCs/>
-          <w:lang w:val="ru-RU"/>
-        </w:rPr>
-      </w:pPr>
-      <w:r>
-        <w:rPr>
-          <w:rFonts w:ascii="Times New Roman" w:hAnsi="Times New Roman" w:cs="Times New Roman"/>
-          <w:b/>
-          <w:bCs/>
-          <w:lang w:val="ru-RU"/>
-        </w:rPr>
-        <w:t>Слайд 7</w:t>
-      </w:r>
-    </w:p>
-    <w:p>
-      <w:pPr>
-        <w:spacing w:after="0"/>
-        <w:rPr>
-          <w:rFonts w:ascii="Times New Roman" w:hAnsi="Times New Roman" w:cs="Times New Roman"/>
-          <w:lang w:val="ru-RU"/>
-        </w:rPr>
-      </w:pPr>
-      <w:r>
-        <w:rPr>
-          <w:rFonts w:ascii="Times New Roman" w:hAnsi="Times New Roman" w:cs="Times New Roman"/>
-          <w:lang w:val="ru-RU"/>
-        </w:rPr>
-        <w:t>На седьмом слайде представлен алгоритм извлечения признаков.</w:t>
-      </w:r>
-    </w:p>
-    <w:p>
-      <w:pPr>
-        <w:spacing w:after="0"/>
-        <w:rPr>
-          <w:rFonts w:ascii="Times New Roman" w:hAnsi="Times New Roman" w:cs="Times New Roman"/>
-          <w:lang w:val="ru-RU"/>
-        </w:rPr>
-      </w:pPr>
-      <w:r>
-        <w:rPr>
-          <w:rFonts w:ascii="Times New Roman" w:hAnsi="Times New Roman" w:cs="Times New Roman"/>
-          <w:lang w:val="ru-RU"/>
-        </w:rPr>
-        <w:t xml:space="preserve">На вход подаётся нормализованное изображение. На выходе формируется </w:t>
-      </w:r>
-      <w:r>
-        <w:rPr>
-          <w:rFonts w:ascii="Times New Roman" w:hAnsi="Times New Roman" w:cs="Times New Roman"/>
-          <w:b/>
-          <w:bCs/>
-          <w:lang w:val="ru-RU"/>
-        </w:rPr>
-        <w:t>карта шумовых признаков</w:t>
-      </w:r>
-      <w:r>
-        <w:rPr>
-          <w:rFonts w:ascii="Times New Roman" w:hAnsi="Times New Roman" w:cs="Times New Roman"/>
-          <w:lang w:val="ru-RU"/>
-        </w:rPr>
-        <w:t>.</w:t>
-      </w:r>
-    </w:p>
-    <w:p>
-      <w:pPr>
-        <w:spacing w:after="0"/>
-        <w:rPr>
-          <w:rFonts w:ascii="Times New Roman" w:hAnsi="Times New Roman" w:cs="Times New Roman"/>
-          <w:lang w:val="ru-RU"/>
-        </w:rPr>
-      </w:pPr>
-      <w:r>
-        <w:rPr>
-          <w:rFonts w:ascii="Times New Roman" w:hAnsi="Times New Roman" w:cs="Times New Roman"/>
-          <w:lang w:val="ru-RU"/>
-        </w:rPr>
-        <w:t xml:space="preserve">Алгоритм основан на методе </w:t>
-      </w:r>
-      <w:r>
-        <w:rPr>
-          <w:rFonts w:ascii="Times New Roman" w:hAnsi="Times New Roman" w:cs="Times New Roman"/>
-        </w:rPr>
-        <w:t>Error</w:t>
-      </w:r>
-      <w:r>
-        <w:rPr>
-          <w:rFonts w:ascii="Times New Roman" w:hAnsi="Times New Roman" w:cs="Times New Roman"/>
-          <w:lang w:val="ru-RU"/>
-        </w:rPr>
-        <w:t xml:space="preserve"> </w:t>
-      </w:r>
-      <w:r>
-        <w:rPr>
-          <w:rFonts w:ascii="Times New Roman" w:hAnsi="Times New Roman" w:cs="Times New Roman"/>
-        </w:rPr>
-        <w:t>Level</w:t>
-      </w:r>
-      <w:r>
-        <w:rPr>
-          <w:rFonts w:ascii="Times New Roman" w:hAnsi="Times New Roman" w:cs="Times New Roman"/>
-          <w:lang w:val="ru-RU"/>
-        </w:rPr>
-        <w:t xml:space="preserve"> </w:t>
-      </w:r>
-      <w:r>
-        <w:rPr>
-          <w:rFonts w:ascii="Times New Roman" w:hAnsi="Times New Roman" w:cs="Times New Roman"/>
-        </w:rPr>
-        <w:t>Analysis</w:t>
-      </w:r>
-      <w:r>
-        <w:rPr>
-          <w:rFonts w:ascii="Times New Roman" w:hAnsi="Times New Roman" w:cs="Times New Roman"/>
-          <w:lang w:val="ru-RU"/>
-        </w:rPr>
-        <w:t xml:space="preserve">: изображение повторно сжимается с качеством 95 %, вычисляется разница с оригиналом, значение ошибки усиливается. Таким образом мы подчёркиваем артефакты </w:t>
-      </w:r>
-      <w:r>
-        <w:rPr>
-          <w:rFonts w:ascii="Times New Roman" w:hAnsi="Times New Roman" w:cs="Times New Roman"/>
-        </w:rPr>
-        <w:t>JPEG</w:t>
-      </w:r>
-      <w:r>
-        <w:rPr>
-          <w:rFonts w:ascii="Times New Roman" w:hAnsi="Times New Roman" w:cs="Times New Roman"/>
-          <w:lang w:val="ru-RU"/>
-        </w:rPr>
-        <w:t>-сжатия, характерные именно для фальсифицированных областей.</w:t>
-      </w:r>
-    </w:p>
-    <w:p>
-      <w:pPr>
-        <w:spacing w:after="0"/>
-        <w:rPr>
-          <w:rFonts w:ascii="Times New Roman" w:hAnsi="Times New Roman" w:cs="Times New Roman"/>
-          <w:b/>
-          <w:bCs/>
-          <w:lang w:val="ru-RU"/>
-        </w:rPr>
-      </w:pPr>
-      <w:r>
-        <w:rPr>
-          <w:rFonts w:ascii="Times New Roman" w:hAnsi="Times New Roman" w:cs="Times New Roman"/>
-          <w:b/>
-          <w:bCs/>
-          <w:lang w:val="ru-RU"/>
-        </w:rPr>
-        <w:t xml:space="preserve">Слайд 8 и 9 </w:t>
-      </w:r>
-    </w:p>
-    <w:p>
-      <w:pPr>
-        <w:spacing w:after="0"/>
-        <w:rPr>
-          <w:rFonts w:ascii="Times New Roman" w:hAnsi="Times New Roman" w:cs="Times New Roman"/>
-          <w:lang w:val="ru-RU"/>
-        </w:rPr>
-      </w:pPr>
-      <w:r>
-        <w:rPr>
-          <w:rFonts w:ascii="Times New Roman" w:hAnsi="Times New Roman" w:cs="Times New Roman"/>
-          <w:lang w:val="ru-RU"/>
-        </w:rPr>
-        <w:t>На слайдах 8 и 9 показана архитектура предложенной многопоточной нейронной сети.</w:t>
-      </w:r>
-    </w:p>
-    <w:p>
-      <w:pPr>
-        <w:spacing w:after="0"/>
-        <w:rPr>
-          <w:rFonts w:ascii="Times New Roman" w:hAnsi="Times New Roman" w:cs="Times New Roman"/>
-          <w:lang w:val="ru-RU"/>
-        </w:rPr>
-      </w:pPr>
-      <w:r>
-        <w:rPr>
-          <w:rFonts w:ascii="Times New Roman" w:hAnsi="Times New Roman" w:cs="Times New Roman"/>
-          <w:lang w:val="ru-RU"/>
-        </w:rPr>
-        <w:t>Сеть состоит из двух параллельных ветвей:</w:t>
-      </w:r>
-    </w:p>
-    <w:p>
-      <w:pPr>
-        <w:numPr>
-          <w:ilvl w:val="0"/>
-          <w:numId w:val="2"/>
-        </w:numPr>
-        <w:spacing w:after="0"/>
-        <w:ind w:left="360"/>
-        <w:rPr>
-          <w:rFonts w:ascii="Times New Roman" w:hAnsi="Times New Roman" w:cs="Times New Roman"/>
-          <w:lang w:val="ru-RU"/>
-        </w:rPr>
-      </w:pPr>
-      <w:r>
-        <w:rPr>
-          <w:rFonts w:ascii="Times New Roman" w:hAnsi="Times New Roman" w:cs="Times New Roman"/>
-          <w:lang w:val="ru-RU"/>
-        </w:rPr>
-        <w:t>первая обрабатывает карту шумовых признаков;</w:t>
-      </w:r>
-    </w:p>
-    <w:p>
-      <w:pPr>
-        <w:numPr>
-          <w:ilvl w:val="0"/>
-          <w:numId w:val="2"/>
-        </w:numPr>
-        <w:spacing w:after="0"/>
-        <w:ind w:left="360"/>
-        <w:rPr>
-          <w:rFonts w:ascii="Times New Roman" w:hAnsi="Times New Roman" w:cs="Times New Roman"/>
-        </w:rPr>
-      </w:pPr>
-      <w:r>
-        <w:rPr>
-          <w:rFonts w:ascii="Times New Roman" w:hAnsi="Times New Roman" w:cs="Times New Roman"/>
-        </w:rPr>
-        <w:t>вторая — нормализованное изображение.</w:t>
-      </w:r>
-    </w:p>
-    <w:p>
-      <w:pPr>
-        <w:spacing w:after="0"/>
-        <w:rPr>
-          <w:rFonts w:ascii="Times New Roman" w:hAnsi="Times New Roman" w:cs="Times New Roman"/>
-          <w:lang w:val="ru-RU"/>
-        </w:rPr>
-      </w:pPr>
-      <w:r>
-        <w:rPr>
-          <w:rFonts w:ascii="Times New Roman" w:hAnsi="Times New Roman" w:cs="Times New Roman"/>
-          <w:lang w:val="ru-RU"/>
-        </w:rPr>
-        <w:t>Каждая ветвь содержит блоки свёртки с уменьшением и увеличением размерности, слои адаптации признаков и механизм внимания. Такое решение позволяет эффективно объединять низкоуровневые шумовые артефакты и высокоуровневые семантические признаки.</w:t>
-      </w:r>
-    </w:p>
-    <w:p>
-      <w:pPr>
-        <w:spacing w:after="0"/>
-        <w:rPr>
-          <w:rFonts w:ascii="Times New Roman" w:hAnsi="Times New Roman" w:cs="Times New Roman"/>
-          <w:b/>
-          <w:bCs/>
-          <w:lang w:val="ru-RU"/>
-        </w:rPr>
-      </w:pPr>
-      <w:r>
-        <w:rPr>
-          <w:rFonts w:ascii="Times New Roman" w:hAnsi="Times New Roman" w:cs="Times New Roman"/>
-          <w:b/>
-          <w:bCs/>
-          <w:lang w:val="ru-RU"/>
-        </w:rPr>
-        <w:t xml:space="preserve">Слайд 10 </w:t>
-      </w:r>
-    </w:p>
-    <w:p>
-      <w:pPr>
-        <w:spacing w:after="0"/>
-        <w:rPr>
-          <w:rFonts w:ascii="Times New Roman" w:hAnsi="Times New Roman" w:cs="Times New Roman"/>
-          <w:lang w:val="ru-RU"/>
-        </w:rPr>
-      </w:pPr>
-      <w:r>
-        <w:rPr>
-          <w:rFonts w:ascii="Times New Roman" w:hAnsi="Times New Roman" w:cs="Times New Roman"/>
-          <w:lang w:val="ru-RU"/>
-        </w:rPr>
-        <w:t xml:space="preserve">Для обучения и тестирования использовался широко известный датасет </w:t>
-      </w:r>
-      <w:r>
-        <w:rPr>
-          <w:rFonts w:ascii="Times New Roman" w:hAnsi="Times New Roman" w:cs="Times New Roman"/>
-          <w:b/>
-          <w:bCs/>
-        </w:rPr>
-        <w:t>CASIAv</w:t>
-      </w:r>
-      <w:r>
-        <w:rPr>
-          <w:rFonts w:ascii="Times New Roman" w:hAnsi="Times New Roman" w:cs="Times New Roman"/>
-          <w:b/>
-          <w:bCs/>
-          <w:lang w:val="ru-RU"/>
-        </w:rPr>
-        <w:t>2</w:t>
-      </w:r>
-      <w:r>
-        <w:rPr>
-          <w:rFonts w:ascii="Times New Roman" w:hAnsi="Times New Roman" w:cs="Times New Roman"/>
-          <w:lang w:val="ru-RU"/>
-        </w:rPr>
-        <w:t xml:space="preserve">. Общий объём — 5123 изображения вместе с масками. Форматы: </w:t>
-      </w:r>
-      <w:r>
-        <w:rPr>
-          <w:rFonts w:ascii="Times New Roman" w:hAnsi="Times New Roman" w:cs="Times New Roman"/>
-        </w:rPr>
-        <w:t>JPG</w:t>
-      </w:r>
-      <w:r>
-        <w:rPr>
-          <w:rFonts w:ascii="Times New Roman" w:hAnsi="Times New Roman" w:cs="Times New Roman"/>
-          <w:lang w:val="ru-RU"/>
-        </w:rPr>
-        <w:t xml:space="preserve">, </w:t>
-      </w:r>
-      <w:r>
-        <w:rPr>
-          <w:rFonts w:ascii="Times New Roman" w:hAnsi="Times New Roman" w:cs="Times New Roman"/>
-        </w:rPr>
-        <w:t>TIFF</w:t>
-      </w:r>
-      <w:r>
-        <w:rPr>
-          <w:rFonts w:ascii="Times New Roman" w:hAnsi="Times New Roman" w:cs="Times New Roman"/>
-          <w:lang w:val="ru-RU"/>
-        </w:rPr>
-        <w:t xml:space="preserve">, </w:t>
-      </w:r>
-      <w:r>
-        <w:rPr>
-          <w:rFonts w:ascii="Times New Roman" w:hAnsi="Times New Roman" w:cs="Times New Roman"/>
-        </w:rPr>
-        <w:t>PNG</w:t>
-      </w:r>
-      <w:r>
-        <w:rPr>
-          <w:rFonts w:ascii="Times New Roman" w:hAnsi="Times New Roman" w:cs="Times New Roman"/>
-          <w:lang w:val="ru-RU"/>
-        </w:rPr>
-        <w:t>.</w:t>
-      </w:r>
-    </w:p>
-    <w:p>
-      <w:pPr>
-        <w:spacing w:after="0"/>
-        <w:rPr>
-          <w:rFonts w:ascii="Times New Roman" w:hAnsi="Times New Roman" w:cs="Times New Roman"/>
-          <w:b/>
-          <w:bCs/>
-          <w:lang w:val="ru-RU"/>
-        </w:rPr>
-      </w:pPr>
-      <w:r>
-        <w:rPr>
-          <w:rFonts w:ascii="Times New Roman" w:hAnsi="Times New Roman" w:cs="Times New Roman"/>
-          <w:b/>
-          <w:bCs/>
-          <w:lang w:val="ru-RU"/>
-        </w:rPr>
-        <w:t xml:space="preserve">Слайд 11 </w:t>
-      </w:r>
-    </w:p>
-    <w:p>
-      <w:pPr>
-        <w:spacing w:after="0"/>
-        <w:rPr>
-          <w:rFonts w:ascii="Times New Roman" w:hAnsi="Times New Roman" w:cs="Times New Roman"/>
-          <w:lang w:val="ru-RU"/>
-        </w:rPr>
-      </w:pPr>
-      <w:r>
-        <w:rPr>
-          <w:rFonts w:ascii="Times New Roman" w:hAnsi="Times New Roman" w:cs="Times New Roman"/>
-          <w:lang w:val="ru-RU"/>
-        </w:rPr>
-        <w:t>Одиннадцатый слайд показывает архитектуру программного обеспечения.</w:t>
-      </w:r>
-    </w:p>
-    <w:p>
-      <w:pPr>
-        <w:spacing w:after="0"/>
-        <w:rPr>
-          <w:rFonts w:ascii="Times New Roman" w:hAnsi="Times New Roman" w:cs="Times New Roman"/>
-          <w:lang w:val="ru-RU"/>
-        </w:rPr>
-      </w:pPr>
-      <w:r>
-        <w:rPr>
-          <w:rFonts w:ascii="Times New Roman" w:hAnsi="Times New Roman" w:cs="Times New Roman"/>
-          <w:lang w:val="ru-RU"/>
-        </w:rPr>
-        <w:t>Программа состоит из трёх основных модулей:</w:t>
-      </w:r>
-    </w:p>
-    <w:p>
-      <w:pPr>
-        <w:numPr>
-          <w:ilvl w:val="0"/>
-          <w:numId w:val="3"/>
-        </w:numPr>
-        <w:spacing w:after="0"/>
-        <w:ind w:left="360"/>
-        <w:rPr>
-          <w:rFonts w:ascii="Times New Roman" w:hAnsi="Times New Roman" w:cs="Times New Roman"/>
-          <w:lang w:val="ru-RU"/>
-        </w:rPr>
-      </w:pPr>
-      <w:r>
-        <w:rPr>
-          <w:rFonts w:ascii="Times New Roman" w:hAnsi="Times New Roman" w:cs="Times New Roman"/>
-          <w:lang w:val="ru-RU"/>
-        </w:rPr>
-        <w:t>модуль пользовательского интерфейса (загрузка изображения и вывод результата);</w:t>
-      </w:r>
-    </w:p>
-    <w:p>
-      <w:pPr>
-        <w:numPr>
-          <w:ilvl w:val="0"/>
-          <w:numId w:val="3"/>
-        </w:numPr>
-        <w:spacing w:after="0"/>
-        <w:ind w:left="360"/>
-        <w:rPr>
-          <w:rFonts w:ascii="Times New Roman" w:hAnsi="Times New Roman" w:cs="Times New Roman"/>
-        </w:rPr>
-      </w:pPr>
-      <w:r>
-        <w:rPr>
-          <w:rFonts w:ascii="Times New Roman" w:hAnsi="Times New Roman" w:cs="Times New Roman"/>
-        </w:rPr>
-        <w:t>модуль предобработки изображения;</w:t>
-      </w:r>
-    </w:p>
-    <w:p>
-      <w:pPr>
-        <w:numPr>
-          <w:ilvl w:val="0"/>
-          <w:numId w:val="3"/>
-        </w:numPr>
-        <w:spacing w:after="0"/>
-        <w:ind w:left="360"/>
-        <w:rPr>
-          <w:rFonts w:ascii="Times New Roman" w:hAnsi="Times New Roman" w:cs="Times New Roman"/>
-        </w:rPr>
-      </w:pPr>
-      <w:r>
-        <w:rPr>
-          <w:rFonts w:ascii="Times New Roman" w:hAnsi="Times New Roman" w:cs="Times New Roman"/>
-        </w:rPr>
-        <w:t>модуль свёрточной нейронной сети.</w:t>
-      </w:r>
-    </w:p>
-    <w:p>
-      <w:pPr>
-        <w:spacing w:after="0"/>
-        <w:rPr>
-          <w:rFonts w:ascii="Times New Roman" w:hAnsi="Times New Roman" w:cs="Times New Roman"/>
-          <w:lang w:val="ru-RU"/>
-        </w:rPr>
-      </w:pPr>
-      <w:r>
-        <w:rPr>
-          <w:rFonts w:ascii="Times New Roman" w:hAnsi="Times New Roman" w:cs="Times New Roman"/>
-          <w:lang w:val="ru-RU"/>
-        </w:rPr>
-        <w:t xml:space="preserve">ПО реализовано на </w:t>
-      </w:r>
-      <w:r>
-        <w:rPr>
-          <w:rFonts w:ascii="Times New Roman" w:hAnsi="Times New Roman" w:cs="Times New Roman"/>
-        </w:rPr>
-        <w:t>Python</w:t>
-      </w:r>
-      <w:r>
-        <w:rPr>
-          <w:rFonts w:ascii="Times New Roman" w:hAnsi="Times New Roman" w:cs="Times New Roman"/>
-          <w:lang w:val="ru-RU"/>
-        </w:rPr>
-        <w:t xml:space="preserve"> с использованием библиотеки </w:t>
-      </w:r>
-      <w:r>
-        <w:rPr>
-          <w:rFonts w:ascii="Times New Roman" w:hAnsi="Times New Roman" w:cs="Times New Roman"/>
-        </w:rPr>
-        <w:t>PyTorch</w:t>
-      </w:r>
-      <w:r>
-        <w:rPr>
-          <w:rFonts w:ascii="Times New Roman" w:hAnsi="Times New Roman" w:cs="Times New Roman"/>
-          <w:lang w:val="ru-RU"/>
-        </w:rPr>
-        <w:t>.</w:t>
-      </w:r>
-    </w:p>
-    <w:p>
-      <w:pPr>
-        <w:spacing w:after="0"/>
-        <w:rPr>
-          <w:rFonts w:ascii="Times New Roman" w:hAnsi="Times New Roman" w:cs="Times New Roman"/>
-          <w:b/>
-          <w:bCs/>
-          <w:lang w:val="ru-RU"/>
-        </w:rPr>
-      </w:pPr>
-      <w:r>
-        <w:rPr>
-          <w:rFonts w:ascii="Times New Roman" w:hAnsi="Times New Roman" w:cs="Times New Roman"/>
-          <w:b/>
-          <w:bCs/>
-          <w:lang w:val="ru-RU"/>
-        </w:rPr>
-        <w:t xml:space="preserve">Слайд 12 </w:t>
-      </w:r>
-    </w:p>
-    <w:p>
-      <w:pPr>
-        <w:spacing w:after="0"/>
-        <w:rPr>
-          <w:rFonts w:ascii="Times New Roman" w:hAnsi="Times New Roman" w:cs="Times New Roman"/>
-          <w:lang w:val="ru-RU"/>
-        </w:rPr>
-      </w:pPr>
-      <w:r>
-        <w:rPr>
-          <w:rFonts w:ascii="Times New Roman" w:hAnsi="Times New Roman" w:cs="Times New Roman"/>
-          <w:lang w:val="ru-RU"/>
-        </w:rPr>
-        <w:t>Для объективной оценки качества использовались две основные метрики:</w:t>
-      </w:r>
-    </w:p>
-    <w:p>
-      <w:pPr>
-        <w:numPr>
-          <w:ilvl w:val="0"/>
-          <w:numId w:val="4"/>
-        </w:numPr>
-        <w:spacing w:after="0"/>
-        <w:ind w:left="360"/>
-        <w:rPr>
-          <w:rFonts w:ascii="Times New Roman" w:hAnsi="Times New Roman" w:cs="Times New Roman"/>
-        </w:rPr>
-      </w:pPr>
-      <w:r>
-        <w:rPr>
-          <w:rFonts w:ascii="Times New Roman" w:hAnsi="Times New Roman" w:cs="Times New Roman"/>
-        </w:rPr>
-        <w:t>F1-мера;</w:t>
-      </w:r>
-    </w:p>
-    <w:p>
-      <w:pPr>
-        <w:numPr>
-          <w:ilvl w:val="0"/>
-          <w:numId w:val="4"/>
-        </w:numPr>
-        <w:spacing w:after="0"/>
-        <w:ind w:left="360"/>
-        <w:rPr>
-          <w:rFonts w:ascii="Times New Roman" w:hAnsi="Times New Roman" w:cs="Times New Roman"/>
-        </w:rPr>
-      </w:pPr>
-      <w:r>
-        <w:rPr>
-          <w:rFonts w:ascii="Times New Roman" w:hAnsi="Times New Roman" w:cs="Times New Roman"/>
-        </w:rPr>
-        <w:t>Intersection over Union (IoU).</w:t>
-      </w:r>
-    </w:p>
-    <w:p>
-      <w:pPr>
-        <w:spacing w:after="0"/>
-        <w:rPr>
-          <w:rFonts w:ascii="Times New Roman" w:hAnsi="Times New Roman" w:cs="Times New Roman"/>
-          <w:lang w:val="ru-RU"/>
-        </w:rPr>
-      </w:pPr>
-      <w:r>
-        <w:rPr>
-          <w:rFonts w:ascii="Times New Roman" w:hAnsi="Times New Roman" w:cs="Times New Roman"/>
-          <w:lang w:val="ru-RU"/>
-        </w:rPr>
-        <w:t>Формулы метрик представлены на слайде.</w:t>
-      </w:r>
-    </w:p>
-    <w:p>
-      <w:pPr>
-        <w:spacing w:after="0"/>
-        <w:rPr>
-          <w:rFonts w:ascii="Times New Roman" w:hAnsi="Times New Roman" w:cs="Times New Roman"/>
-          <w:b/>
-          <w:bCs/>
-          <w:lang w:val="ru-RU"/>
-        </w:rPr>
-      </w:pPr>
-      <w:r>
-        <w:rPr>
-          <w:rFonts w:ascii="Times New Roman" w:hAnsi="Times New Roman" w:cs="Times New Roman"/>
-          <w:b/>
-          <w:bCs/>
-          <w:lang w:val="ru-RU"/>
-        </w:rPr>
-        <w:t xml:space="preserve">Слайд 13 </w:t>
-      </w:r>
-    </w:p>
-    <w:p>
-      <w:pPr>
-        <w:spacing w:after="0"/>
-        <w:ind w:firstLine="720"/>
-        <w:rPr>
-          <w:rFonts w:ascii="Times New Roman" w:hAnsi="Times New Roman" w:cs="Times New Roman"/>
-          <w:lang w:val="ru-RU"/>
-        </w:rPr>
-      </w:pPr>
-      <w:r>
-        <w:rPr>
-          <w:rFonts w:ascii="Times New Roman" w:hAnsi="Times New Roman" w:cs="Times New Roman"/>
-          <w:lang w:val="ru-RU"/>
-        </w:rPr>
-        <w:lastRenderedPageBreak/>
-        <w:t xml:space="preserve">Слайд 13 демонстрирует влияние механизма внимания. При его использовании </w:t>
-      </w:r>
-      <w:r>
-        <w:rPr>
-          <w:rFonts w:ascii="Times New Roman" w:hAnsi="Times New Roman" w:cs="Times New Roman"/>
-        </w:rPr>
-        <w:t>F</w:t>
-      </w:r>
-      <w:r>
-        <w:rPr>
-          <w:rFonts w:ascii="Times New Roman" w:hAnsi="Times New Roman" w:cs="Times New Roman"/>
-          <w:lang w:val="ru-RU"/>
-        </w:rPr>
-        <w:t xml:space="preserve">1-мера выросла с 0,68 до 0,92, а </w:t>
-      </w:r>
-      <w:r>
-        <w:rPr>
-          <w:rFonts w:ascii="Times New Roman" w:hAnsi="Times New Roman" w:cs="Times New Roman"/>
-        </w:rPr>
-        <w:t>IoU</w:t>
-      </w:r>
-      <w:r>
-        <w:rPr>
-          <w:rFonts w:ascii="Times New Roman" w:hAnsi="Times New Roman" w:cs="Times New Roman"/>
-          <w:lang w:val="ru-RU"/>
-        </w:rPr>
-        <w:t xml:space="preserve"> — с 0,52 до 0,83. Визуально маска стала значительно точнее и чище.</w:t>
-      </w:r>
-    </w:p>
-    <w:p>
-      <w:pPr>
-        <w:spacing w:after="0"/>
-        <w:rPr>
-          <w:rFonts w:ascii="Times New Roman" w:hAnsi="Times New Roman" w:cs="Times New Roman"/>
-          <w:b/>
-          <w:bCs/>
-          <w:lang w:val="ru-RU"/>
-        </w:rPr>
-      </w:pPr>
-      <w:r>
-        <w:rPr>
-          <w:rFonts w:ascii="Times New Roman" w:hAnsi="Times New Roman" w:cs="Times New Roman"/>
-          <w:b/>
-          <w:bCs/>
-          <w:lang w:val="ru-RU"/>
-        </w:rPr>
-        <w:t xml:space="preserve">Слайд 14 </w:t>
-      </w:r>
-    </w:p>
-    <w:p>
-      <w:pPr>
-        <w:spacing w:after="0"/>
-        <w:ind w:firstLine="720"/>
-        <w:rPr>
-          <w:rFonts w:ascii="Times New Roman" w:hAnsi="Times New Roman" w:cs="Times New Roman"/>
-          <w:lang w:val="ru-RU"/>
-        </w:rPr>
-      </w:pPr>
-      <w:r>
-        <w:rPr>
-          <w:rFonts w:ascii="Times New Roman" w:hAnsi="Times New Roman" w:cs="Times New Roman"/>
-          <w:lang w:val="ru-RU"/>
-        </w:rPr>
-        <w:t xml:space="preserve">На четырнадцатом слайде показан вклад слоя адаптации признаков. Лучшие результаты достигаются, когда этот слой реализован как остаточные блоки: </w:t>
-      </w:r>
-      <w:r>
-        <w:rPr>
-          <w:rFonts w:ascii="Times New Roman" w:hAnsi="Times New Roman" w:cs="Times New Roman"/>
-        </w:rPr>
-        <w:t>F</w:t>
-      </w:r>
-      <w:r>
-        <w:rPr>
-          <w:rFonts w:ascii="Times New Roman" w:hAnsi="Times New Roman" w:cs="Times New Roman"/>
-          <w:lang w:val="ru-RU"/>
-        </w:rPr>
-        <w:t xml:space="preserve">1 = 0,94, </w:t>
-      </w:r>
-      <w:r>
-        <w:rPr>
-          <w:rFonts w:ascii="Times New Roman" w:hAnsi="Times New Roman" w:cs="Times New Roman"/>
-        </w:rPr>
-        <w:t>IoU</w:t>
-      </w:r>
-      <w:r>
-        <w:rPr>
-          <w:rFonts w:ascii="Times New Roman" w:hAnsi="Times New Roman" w:cs="Times New Roman"/>
-          <w:lang w:val="ru-RU"/>
-        </w:rPr>
-        <w:t xml:space="preserve"> = 0,85.</w:t>
-      </w:r>
-    </w:p>
-    <w:p>
-      <w:pPr>
-        <w:spacing w:after="0"/>
-        <w:rPr>
-          <w:rFonts w:ascii="Times New Roman" w:hAnsi="Times New Roman" w:cs="Times New Roman"/>
-          <w:b/>
-          <w:bCs/>
-          <w:lang w:val="ru-RU"/>
-        </w:rPr>
-      </w:pPr>
-      <w:r>
-        <w:rPr>
-          <w:rFonts w:ascii="Times New Roman" w:hAnsi="Times New Roman" w:cs="Times New Roman"/>
-          <w:b/>
-          <w:bCs/>
-          <w:lang w:val="ru-RU"/>
-        </w:rPr>
-        <w:t xml:space="preserve">Слайд 15 </w:t>
-      </w:r>
-    </w:p>
-    <w:p>
-      <w:pPr>
-        <w:spacing w:after="0"/>
-        <w:ind w:firstLine="720"/>
-        <w:rPr>
-          <w:rFonts w:ascii="Times New Roman" w:hAnsi="Times New Roman" w:cs="Times New Roman"/>
-          <w:lang w:val="ru-RU"/>
-        </w:rPr>
-      </w:pPr>
-      <w:r>
-        <w:rPr>
-          <w:rFonts w:ascii="Times New Roman" w:hAnsi="Times New Roman" w:cs="Times New Roman"/>
-          <w:lang w:val="ru-RU"/>
-        </w:rPr>
-        <w:t xml:space="preserve">Пятнадцатый слайд иллюстрирует устойчивость модели к сжатию </w:t>
-      </w:r>
-      <w:r>
-        <w:rPr>
-          <w:rFonts w:ascii="Times New Roman" w:hAnsi="Times New Roman" w:cs="Times New Roman"/>
-        </w:rPr>
-        <w:t>JPEG</w:t>
-      </w:r>
-      <w:r>
-        <w:rPr>
-          <w:rFonts w:ascii="Times New Roman" w:hAnsi="Times New Roman" w:cs="Times New Roman"/>
-          <w:lang w:val="ru-RU"/>
-        </w:rPr>
-        <w:t xml:space="preserve">. Даже при качестве 80 % </w:t>
-      </w:r>
-      <w:r>
-        <w:rPr>
-          <w:rFonts w:ascii="Times New Roman" w:hAnsi="Times New Roman" w:cs="Times New Roman"/>
-        </w:rPr>
-        <w:t>F</w:t>
-      </w:r>
-      <w:r>
-        <w:rPr>
-          <w:rFonts w:ascii="Times New Roman" w:hAnsi="Times New Roman" w:cs="Times New Roman"/>
-          <w:lang w:val="ru-RU"/>
-        </w:rPr>
-        <w:t xml:space="preserve">1-мера остаётся выше 0,72, а </w:t>
-      </w:r>
-      <w:r>
-        <w:rPr>
-          <w:rFonts w:ascii="Times New Roman" w:hAnsi="Times New Roman" w:cs="Times New Roman"/>
-        </w:rPr>
-        <w:t>IoU</w:t>
-      </w:r>
-      <w:r>
-        <w:rPr>
-          <w:rFonts w:ascii="Times New Roman" w:hAnsi="Times New Roman" w:cs="Times New Roman"/>
-          <w:lang w:val="ru-RU"/>
-        </w:rPr>
-        <w:t xml:space="preserve"> — выше 0,65, что подтверждает практическую применимость метода.</w:t>
-      </w:r>
-    </w:p>
-    <w:p>
-      <w:pPr>
-        <w:spacing w:after="0"/>
-        <w:rPr>
-          <w:rFonts w:ascii="Times New Roman" w:hAnsi="Times New Roman" w:cs="Times New Roman"/>
-          <w:b/>
-          <w:bCs/>
-          <w:lang w:val="ru-RU"/>
-        </w:rPr>
-      </w:pPr>
-      <w:r>
-        <w:rPr>
-          <w:rFonts w:ascii="Times New Roman" w:hAnsi="Times New Roman" w:cs="Times New Roman"/>
-          <w:b/>
-          <w:bCs/>
-          <w:lang w:val="ru-RU"/>
-        </w:rPr>
-        <w:t xml:space="preserve">Слайд 16 </w:t>
-      </w:r>
-    </w:p>
-    <w:p>
-      <w:pPr>
-        <w:spacing w:after="0"/>
-        <w:ind w:firstLine="720"/>
-        <w:rPr>
-          <w:rFonts w:ascii="Times New Roman" w:hAnsi="Times New Roman" w:cs="Times New Roman"/>
-          <w:lang w:val="ru-RU"/>
-        </w:rPr>
-      </w:pPr>
-      <w:r>
-        <w:rPr>
-          <w:rFonts w:ascii="Times New Roman" w:hAnsi="Times New Roman" w:cs="Times New Roman"/>
-          <w:lang w:val="ru-RU"/>
-        </w:rPr>
-        <w:t>В заключение можно сказать, что цель работы достигнута, все поставленные задачи выполнены.</w:t>
-      </w:r>
-    </w:p>
-    <w:p>
-      <w:pPr>
-        <w:spacing w:after="0"/>
-        <w:ind w:firstLine="720"/>
-        <w:rPr>
-          <w:rFonts w:ascii="Times New Roman" w:hAnsi="Times New Roman" w:cs="Times New Roman"/>
-          <w:lang w:val="ru-RU"/>
-        </w:rPr>
-      </w:pPr>
-      <w:r>
-        <w:rPr>
-          <w:rFonts w:ascii="Times New Roman" w:hAnsi="Times New Roman" w:cs="Times New Roman"/>
-          <w:lang w:val="ru-RU"/>
-        </w:rPr>
-        <w:t>Разработан и программно реализован эффективный метод обнаружения фальсифицированных фрагментов на основе многопоточной свёрточной нейронной сети с картой шумовых признаков, слоем адаптации и механизмом внимания.</w:t>
-      </w:r>
-    </w:p>
-    <w:p>
-      <w:pPr>
-        <w:spacing w:after="0"/>
-        <w:ind w:firstLine="720"/>
-        <w:rPr>
-          <w:rFonts w:ascii="Times New Roman" w:hAnsi="Times New Roman" w:cs="Times New Roman"/>
-          <w:lang w:val="ru-RU"/>
-        </w:rPr>
-      </w:pPr>
-      <w:r>
-        <w:rPr>
-          <w:rFonts w:ascii="Times New Roman" w:hAnsi="Times New Roman" w:cs="Times New Roman"/>
-          <w:lang w:val="ru-RU"/>
-        </w:rPr>
-        <w:t xml:space="preserve">Метод показал высокое качество на датасете </w:t>
-      </w:r>
-      <w:r>
-        <w:rPr>
-          <w:rFonts w:ascii="Times New Roman" w:hAnsi="Times New Roman" w:cs="Times New Roman"/>
-        </w:rPr>
-        <w:t>CASIAv</w:t>
-      </w:r>
-      <w:r>
-        <w:rPr>
-          <w:rFonts w:ascii="Times New Roman" w:hAnsi="Times New Roman" w:cs="Times New Roman"/>
-          <w:lang w:val="ru-RU"/>
-        </w:rPr>
-        <w:t>2 и хорошую устойчивость к постобработке.</w:t>
-      </w:r>
-    </w:p>
-    <w:p>
-      <w:pPr>
-        <w:spacing w:after="0"/>
-        <w:ind w:firstLine="720"/>
-        <w:rPr>
-          <w:rFonts w:ascii="Times New Roman" w:hAnsi="Times New Roman" w:cs="Times New Roman"/>
-          <w:lang w:val="ru-RU"/>
-        </w:rPr>
-      </w:pPr>
-      <w:r>
-        <w:rPr>
-          <w:rFonts w:ascii="Times New Roman" w:hAnsi="Times New Roman" w:cs="Times New Roman"/>
-          <w:lang w:val="ru-RU"/>
-        </w:rPr>
-        <w:t>В дальнейшем планируется оптимизация для работы в реальном времени и повышение устойчивости к различным видам постобработки.</w:t>
-      </w:r>
-    </w:p>
-    <w:p>
-      <w:pPr>
-        <w:spacing w:after="0"/>
-        <w:rPr>
-          <w:rFonts w:ascii="Times New Roman" w:hAnsi="Times New Roman" w:cs="Times New Roman"/>
-          <w:lang w:val="ru-RU"/>
-        </w:rPr>
-      </w:pPr>
-      <w:r>
-        <w:rPr>
-          <w:rFonts w:ascii="Times New Roman" w:hAnsi="Times New Roman" w:cs="Times New Roman"/>
-          <w:lang w:val="ru-RU"/>
-        </w:rPr>
-        <w:t>Спасибо за внимание</w:t>
-      </w:r>
-    </w:p>
-    <w:p>
-      <w:pPr>
-        <w:spacing w:after="0"/>
-        <w:rPr>
-          <w:rFonts w:ascii="Times New Roman" w:hAnsi="Times New Roman" w:cs="Times New Roman"/>
-          <w:lang w:val="ru-RU"/>
-        </w:rPr>
-      </w:pPr>
+        <w:t>Модель обучалась и тестировалась на наборе CASIA v2.0, который содержит 5123 поддельных изображения с пиксельными масками для двух типов манипуляций: copy-move и splicing.</w:t>
+      </w:r>
+    </w:p>
+    <w:p>
+      <w:pPr>
+        <w:spacing w:after="0"/>
+        <w:rPr>
+          <w:rFonts w:ascii="Times New Roman" w:hAnsi="Times New Roman" w:cs="Times New Roman"/>
+          <w:b/>
+          <w:bCs/>
+          <w:lang w:val="ru-RU"/>
+        </w:rPr>
+      </w:pPr>
+      <w:r>
+        <w:rPr>
+          <w:rFonts w:ascii="Times New Roman" w:hAnsi="Times New Roman" w:cs="Times New Roman"/>
+          <w:b/>
+          <w:bCs/>
+          <w:lang w:val="ru-RU"/>
+        </w:rPr>
+        <w:t>Слайд 11. Структура разработанного ПО</w:t>
+      </w:r>
+    </w:p>
+    <w:p>
+      <w:pPr>
+        <w:spacing w:after="0"/>
+        <w:rPr>
+          <w:rFonts w:ascii="Times New Roman" w:hAnsi="Times New Roman" w:cs="Times New Roman"/>
+          <w:lang w:val="vi-VN"/>
+        </w:rPr>
+      </w:pPr>
+      <w:r>
+        <w:rPr>
+          <w:rFonts w:ascii="Times New Roman" w:hAnsi="Times New Roman" w:cs="Times New Roman"/>
+          <w:lang w:val="ru-RU"/>
+        </w:rPr>
+        <w:t>Программное обеспечение состоит из модуля CNN (обучение и сохранение модели) и пользовательского приложения на Streamlit, которое загружает изображение, вызывает модель и отображает тепловую карту или ограничивающие рамки.</w:t>
+      </w:r>
+    </w:p>
+    <w:p>
+      <w:pPr>
+        <w:spacing w:after="0"/>
+        <w:rPr>
+          <w:rFonts w:ascii="Times New Roman" w:hAnsi="Times New Roman" w:cs="Times New Roman"/>
+          <w:b/>
+          <w:bCs/>
+          <w:lang w:val="ru-RU"/>
+        </w:rPr>
+      </w:pPr>
+      <w:r>
+        <w:rPr>
+          <w:rFonts w:ascii="Times New Roman" w:hAnsi="Times New Roman" w:cs="Times New Roman"/>
+          <w:b/>
+          <w:bCs/>
+          <w:lang w:val="ru-RU"/>
+        </w:rPr>
+        <w:t>Слайд 12. Метрики оценки</w:t>
+      </w:r>
+    </w:p>
+    <w:p>
+      <w:pPr>
+        <w:spacing w:after="0"/>
+        <w:rPr>
+          <w:rFonts w:ascii="Times New Roman" w:hAnsi="Times New Roman" w:cs="Times New Roman"/>
+          <w:lang w:val="vi-VN"/>
+        </w:rPr>
+      </w:pPr>
+      <w:r>
+        <w:rPr>
+          <w:rFonts w:ascii="Times New Roman" w:hAnsi="Times New Roman" w:cs="Times New Roman"/>
+          <w:lang w:val="ru-RU"/>
+        </w:rPr>
+        <w:t>Качество локализации оценивается по двум метрикам: F1-мера (гармоническое среднее точности и полноты) и IoU — коэффициент пересечения над объединением, который строго штрафует за неточность границ.</w:t>
+      </w:r>
+    </w:p>
+    <w:p>
+      <w:pPr>
+        <w:spacing w:after="0"/>
+        <w:rPr>
+          <w:rFonts w:ascii="Times New Roman" w:hAnsi="Times New Roman" w:cs="Times New Roman"/>
+          <w:b/>
+          <w:bCs/>
+          <w:lang w:val="ru-RU"/>
+        </w:rPr>
+      </w:pPr>
+      <w:r>
+        <w:rPr>
+          <w:rFonts w:ascii="Times New Roman" w:hAnsi="Times New Roman" w:cs="Times New Roman"/>
+          <w:b/>
+          <w:bCs/>
+          <w:lang w:val="ru-RU"/>
+        </w:rPr>
+        <w:t>Слайд 13. Влияние слоя внимания</w:t>
+      </w:r>
+    </w:p>
+    <w:p>
+      <w:pPr>
+        <w:spacing w:after="0"/>
+        <w:rPr>
+          <w:rFonts w:ascii="Times New Roman" w:hAnsi="Times New Roman" w:cs="Times New Roman"/>
+          <w:lang w:val="vi-VN"/>
+        </w:rPr>
+      </w:pPr>
+      <w:r>
+        <w:rPr>
+          <w:rFonts w:ascii="Times New Roman" w:hAnsi="Times New Roman" w:cs="Times New Roman"/>
+          <w:lang w:val="ru-RU"/>
+        </w:rPr>
+        <w:t>Добавление механизма внимания повышает F1-меру с 0,68 до 0,90, а IoU — с 0,51 до 0,82. Это подтверждает, что внимание помогает модели выделять мелкие высокочастотные артефакты подделки.</w:t>
+      </w:r>
+    </w:p>
+    <w:p>
+      <w:pPr>
+        <w:spacing w:after="0"/>
+        <w:rPr>
+          <w:rFonts w:ascii="Times New Roman" w:hAnsi="Times New Roman" w:cs="Times New Roman"/>
+          <w:b/>
+          <w:bCs/>
+          <w:lang w:val="ru-RU"/>
+        </w:rPr>
+      </w:pPr>
+      <w:r>
+        <w:rPr>
+          <w:rFonts w:ascii="Times New Roman" w:hAnsi="Times New Roman" w:cs="Times New Roman"/>
+          <w:b/>
+          <w:bCs/>
+          <w:lang w:val="ru-RU"/>
+        </w:rPr>
+        <w:t>Слайд 14. Влияние слоя адаптации признаков</w:t>
+      </w:r>
+    </w:p>
+    <w:p>
+      <w:pPr>
+        <w:spacing w:after="0"/>
+        <w:rPr>
+          <w:rFonts w:ascii="Times New Roman" w:hAnsi="Times New Roman" w:cs="Times New Roman"/>
+          <w:lang w:val="vi-VN"/>
+        </w:rPr>
+      </w:pPr>
+      <w:r>
+        <w:rPr>
+          <w:rFonts w:ascii="Times New Roman" w:hAnsi="Times New Roman" w:cs="Times New Roman"/>
+          <w:lang w:val="ru-RU"/>
+        </w:rPr>
+        <w:t>Наилучшие результаты дают слои адаптации в виде остаточных блоков: F1 = 0,904, IoU = 0,825. Без адаптации качество падает более чем на 20%, так как шумовые и семантические признаки не согласованы.</w:t>
+      </w:r>
+    </w:p>
+    <w:p>
+      <w:pPr>
+        <w:spacing w:after="0"/>
+        <w:rPr>
+          <w:rFonts w:ascii="Times New Roman" w:hAnsi="Times New Roman" w:cs="Times New Roman"/>
+          <w:b/>
+          <w:bCs/>
+          <w:lang w:val="ru-RU"/>
+        </w:rPr>
+      </w:pPr>
+      <w:r>
+        <w:rPr>
+          <w:rFonts w:ascii="Times New Roman" w:hAnsi="Times New Roman" w:cs="Times New Roman"/>
+          <w:b/>
+          <w:bCs/>
+          <w:lang w:val="ru-RU"/>
+        </w:rPr>
+        <w:t>Слайд 15. Влияние качества изображения (JPEG)</w:t>
+      </w:r>
+    </w:p>
+    <w:p>
+      <w:pPr>
+        <w:spacing w:after="0"/>
+        <w:rPr>
+          <w:rFonts w:ascii="Times New Roman" w:hAnsi="Times New Roman" w:cs="Times New Roman"/>
+          <w:lang w:val="vi-VN"/>
+        </w:rPr>
+      </w:pPr>
+      <w:r>
+        <w:rPr>
+          <w:rFonts w:ascii="Times New Roman" w:hAnsi="Times New Roman" w:cs="Times New Roman"/>
+          <w:lang w:val="ru-RU"/>
+        </w:rPr>
+        <w:t>При сжатии JPEG с качеством 100% модель показывает отличные результаты. Однако при снижении качества до 70% и ниже метрики IoU падают до 0,5–0,6, что указывает на чувствительность к сильной компрессии.</w:t>
+      </w:r>
+    </w:p>
+    <w:p>
+      <w:pPr>
+        <w:spacing w:after="0"/>
+        <w:rPr>
+          <w:rFonts w:ascii="Times New Roman" w:hAnsi="Times New Roman" w:cs="Times New Roman"/>
+          <w:b/>
+          <w:bCs/>
+          <w:lang w:val="ru-RU"/>
+        </w:rPr>
+      </w:pPr>
+      <w:r>
+        <w:rPr>
+          <w:rFonts w:ascii="Times New Roman" w:hAnsi="Times New Roman" w:cs="Times New Roman"/>
+          <w:b/>
+          <w:bCs/>
+          <w:lang w:val="ru-RU"/>
+        </w:rPr>
+        <w:t>Слайд 16. Заключение</w:t>
+      </w:r>
+    </w:p>
+    <w:p>
+      <w:pPr>
+        <w:spacing w:after="0"/>
+        <w:rPr>
+          <w:rFonts w:ascii="Times New Roman" w:hAnsi="Times New Roman" w:cs="Times New Roman"/>
+          <w:lang w:val="vi-VN"/>
+        </w:rPr>
+      </w:pPr>
+      <w:r>
+        <w:rPr>
+          <w:rFonts w:ascii="Times New Roman" w:hAnsi="Times New Roman" w:cs="Times New Roman"/>
+          <w:lang w:val="ru-RU"/>
+        </w:rPr>
+        <w:t>В работе разработан и реализован двухпоточный метод обнаружения фальсифицированных фрагментов с механизмами внимания и адаптации признаков. Все поставленные задачи решены, цель достигнута. Перспективы развития — ускорение для реального времени и повышение устойчивости к постобработке.</w:t>
+      </w:r>
+    </w:p>
+    <w:p>
+      <w:pPr>
+        <w:spacing w:after="0"/>
+        <w:rPr>
+          <w:lang w:val="ru-RU"/>
+        </w:rPr>
+      </w:pPr>
+      <w:r>
+        <w:rPr>
+          <w:rFonts w:ascii="Times New Roman" w:hAnsi="Times New Roman" w:cs="Times New Roman"/>
+          <w:lang w:val="ru-RU"/>
+        </w:rPr>
+        <w:t>Доклад окончен. Спасибо за внимание!</w:t>
+      </w:r>
     </w:p>
     <w:sectPr>
       <w:pgSz w:w="12240" w:h="15840"/>

--- a/New Microsoft Word Document.docx
+++ b/New Microsoft Word Document.docx
@@ -143,7 +143,7 @@
           <w:rFonts w:ascii="Times New Roman" w:hAnsi="Times New Roman" w:cs="Times New Roman"/>
           <w:lang w:val="ru-RU"/>
         </w:rPr>
-        <w:t>Как показано в таблице, традиционные методы анализа целостности и поиска ключевых точек имеют низкую или среднюю точность и обобщающую способность. Предлагаемая многопоточная сверточная сеть обеспечивает высокие показатели по всем трём критериям.</w:t>
+        <w:t>Как показано в таблице, традиционные методы точек имеют низкую или среднюю точность и обобщающую способность. Предлагаемая многопоточная сверточная сеть обеспечивает высокие показатели по всем трём критериям.</w:t>
       </w:r>
     </w:p>
     <w:p>
@@ -360,7 +360,42 @@
           <w:lang w:val="ru-RU"/>
         </w:rPr>
         <w:lastRenderedPageBreak/>
-        <w:t>Модель обучалась и тестировалась на наборе CASIA v2.0, который содержит 5123 поддельных изображения с пиксельными масками для двух типов манипуляций: copy-move и splicing.</w:t>
+        <w:t xml:space="preserve">Модель обучалась и тестировалась на наборе CASIA v2.0, который содержит </w:t>
+      </w:r>
+      <w:r>
+        <w:rPr>
+          <w:rFonts w:ascii="Times New Roman" w:hAnsi="Times New Roman" w:cs="Times New Roman"/>
+          <w:lang w:val="ru-RU"/>
+        </w:rPr>
+        <w:t xml:space="preserve">более 5000 </w:t>
+      </w:r>
+      <w:r>
+        <w:rPr>
+          <w:rFonts w:ascii="Times New Roman" w:hAnsi="Times New Roman" w:cs="Times New Roman"/>
+          <w:lang w:val="ru-RU"/>
+        </w:rPr>
+        <w:t>изображени</w:t>
+      </w:r>
+      <w:r>
+        <w:rPr>
+          <w:rFonts w:ascii="Times New Roman" w:hAnsi="Times New Roman" w:cs="Times New Roman"/>
+          <w:lang w:val="ru-RU"/>
+        </w:rPr>
+        <w:t>й</w:t>
+      </w:r>
+      <w:r>
+        <w:rPr>
+          <w:rFonts w:ascii="Times New Roman" w:hAnsi="Times New Roman" w:cs="Times New Roman"/>
+          <w:lang w:val="ru-RU"/>
+        </w:rPr>
+        <w:t xml:space="preserve"> с пиксельными масками</w:t>
+      </w:r>
+      <w:r>
+        <w:rPr>
+          <w:rFonts w:ascii="Times New Roman" w:hAnsi="Times New Roman" w:cs="Times New Roman"/>
+          <w:lang w:val="ru-RU"/>
+        </w:rPr>
+        <w:t>.</w:t>
       </w:r>
     </w:p>
     <w:p>
@@ -432,7 +467,39 @@
           <w:rFonts w:ascii="Times New Roman" w:hAnsi="Times New Roman" w:cs="Times New Roman"/>
           <w:lang w:val="ru-RU"/>
         </w:rPr>
-        <w:t>Качество локализации оценивается по двум метрикам: F1-мера (гармоническое среднее точности и полноты) и IoU — коэффициент пересечения над объединением, который строго штрафует за неточность границ.</w:t>
+        <w:t>Качество локализации оценивается по двум метрикам: F1-мера и IoU</w:t>
+      </w:r>
+      <w:r>
+        <w:rPr>
+          <w:rFonts w:ascii="Times New Roman" w:hAnsi="Times New Roman" w:cs="Times New Roman"/>
+          <w:lang w:val="vi-VN"/>
+        </w:rPr>
+        <w:t xml:space="preserve"> (</w:t>
+      </w:r>
+      <w:r>
+        <w:rPr>
+          <w:rFonts w:ascii="Times New Roman" w:hAnsi="Times New Roman" w:cs="Times New Roman"/>
+          <w:b/>
+          <w:bCs/>
+          <w:lang w:val="ru-RU"/>
+        </w:rPr>
+        <w:t>коэффициент пересечения над объединением</w:t>
+      </w:r>
+      <w:r>
+        <w:rPr>
+          <w:rFonts w:ascii="Times New Roman" w:hAnsi="Times New Roman" w:cs="Times New Roman"/>
+          <w:b/>
+          <w:bCs/>
+          <w:lang w:val="ru-RU"/>
+        </w:rPr>
+        <w:t>)</w:t>
+      </w:r>
+      <w:r>
+        <w:rPr>
+          <w:rFonts w:ascii="Times New Roman" w:hAnsi="Times New Roman" w:cs="Times New Roman"/>
+          <w:lang w:val="ru-RU"/>
+        </w:rPr>
+        <w:t>. Эти метрики вычислены по формулам, показанным на слайде.</w:t>
       </w:r>
     </w:p>
     <w:p>
@@ -468,7 +535,28 @@
           <w:rFonts w:ascii="Times New Roman" w:hAnsi="Times New Roman" w:cs="Times New Roman"/>
           <w:lang w:val="ru-RU"/>
         </w:rPr>
-        <w:t>Добавление механизма внимания повышает F1-меру с 0,68 до 0,90, а IoU — с 0,51 до 0,82. Это подтверждает, что внимание помогает модели выделять мелкие высокочастотные артефакты подделки.</w:t>
+        <w:t xml:space="preserve">Добавление механизма внимания повышает F1-меру с 0,68 до 0,90, а IoU — с 0,51 до 0,82. Это подтверждает, что внимание помогает модели выделять мелкие высокочастотные артефакты </w:t>
+      </w:r>
+      <w:r>
+        <w:rPr>
+          <w:rFonts w:ascii="Times New Roman" w:hAnsi="Times New Roman" w:cs="Times New Roman"/>
+          <w:lang w:val="ru-RU"/>
+        </w:rPr>
+        <w:t>фальсификаци</w:t>
+      </w:r>
+      <w:r>
+        <w:rPr>
+          <w:rFonts w:ascii="Times New Roman" w:hAnsi="Times New Roman" w:cs="Times New Roman"/>
+          <w:lang w:val="ru-RU"/>
+        </w:rPr>
+        <w:t>и</w:t>
+      </w:r>
+      <w:r>
+        <w:rPr>
+          <w:rFonts w:ascii="Times New Roman" w:hAnsi="Times New Roman" w:cs="Times New Roman"/>
+          <w:lang w:val="ru-RU"/>
+        </w:rPr>
+        <w:t>.</w:t>
       </w:r>
     </w:p>
     <w:p>
@@ -576,22 +664,36 @@
           <w:rFonts w:ascii="Times New Roman" w:hAnsi="Times New Roman" w:cs="Times New Roman"/>
           <w:lang w:val="ru-RU"/>
         </w:rPr>
-        <w:t>В работе разработан и реализован двухпоточный метод обнаружения фальсифицированных фрагментов с механизмами внимания и адаптации признаков. Все поставленные задачи решены, цель достигнута. Перспективы развития — ускорение для реального времени и повышение устойчивости к постобработке.</w:t>
-      </w:r>
-    </w:p>
-    <w:p>
-      <w:pPr>
-        <w:spacing w:after="0"/>
-        <w:rPr>
-          <w:lang w:val="ru-RU"/>
-        </w:rPr>
-      </w:pPr>
-      <w:r>
-        <w:rPr>
-          <w:rFonts w:ascii="Times New Roman" w:hAnsi="Times New Roman" w:cs="Times New Roman"/>
-          <w:lang w:val="ru-RU"/>
-        </w:rPr>
-        <w:t>Доклад окончен. Спасибо за внимание!</w:t>
+        <w:t xml:space="preserve">В работе разработан и реализован двухпоточный метод обнаружения фальсифицированных фрагментов с механизмами внимания и адаптации признаков. Все поставленные задачи решены, цель достигнута. </w:t>
+      </w:r>
+      <w:r>
+        <w:rPr>
+          <w:rFonts w:ascii="Times New Roman" w:hAnsi="Times New Roman" w:cs="Times New Roman"/>
+          <w:lang w:val="ru-RU"/>
+        </w:rPr>
+        <w:t>Направление дальнейшего развития можно рассмотреть</w:t>
+      </w:r>
+      <w:r>
+        <w:rPr>
+          <w:rFonts w:ascii="Times New Roman" w:hAnsi="Times New Roman" w:cs="Times New Roman"/>
+          <w:lang w:val="ru-RU"/>
+        </w:rPr>
+        <w:t xml:space="preserve"> ускорение для реального времени и повышение устойчивости к постобработке.</w:t>
+      </w:r>
+    </w:p>
+    <w:p>
+      <w:pPr>
+        <w:spacing w:after="0"/>
+        <w:rPr>
+          <w:lang w:val="ru-RU"/>
+        </w:rPr>
+      </w:pPr>
+      <w:r>
+        <w:rPr>
+          <w:rFonts w:ascii="Times New Roman" w:hAnsi="Times New Roman" w:cs="Times New Roman"/>
+          <w:lang w:val="ru-RU"/>
+        </w:rPr>
+        <w:t>Спасибо за внимание!</w:t>
       </w:r>
     </w:p>
     <w:sectPr>
@@ -1820,7 +1922,6 @@
   <w:style w:type="character" w:default="1" w:styleId="DefaultParagraphFont">
     <w:name w:val="Default Paragraph Font"/>
     <w:uiPriority w:val="1"/>
-    <w:semiHidden/>
     <w:unhideWhenUsed/>
   </w:style>
   <w:style w:type="table" w:default="1" w:styleId="TableNormal">

--- a/New Microsoft Word Document.docx
+++ b/New Microsoft Word Document.docx
@@ -71,7 +71,56 @@
           <w:rFonts w:ascii="Times New Roman" w:hAnsi="Times New Roman" w:cs="Times New Roman"/>
           <w:lang w:val="ru-RU"/>
         </w:rPr>
-        <w:t>Из-за распространения доступных редакторов и генеративного ИИ массовое создание поддельных изображений стало реальной угрозой информационной безопасности. Существующие методы часто недостаточно точны и не обладают нужной устойчивостью к постобработке.</w:t>
+        <w:t xml:space="preserve">Из-за </w:t>
+      </w:r>
+      <w:r>
+        <w:rPr>
+          <w:rFonts w:ascii="Times New Roman" w:hAnsi="Times New Roman" w:cs="Times New Roman"/>
+          <w:lang w:val="ru-RU"/>
+        </w:rPr>
+        <w:t xml:space="preserve">доступа </w:t>
+      </w:r>
+      <w:r>
+        <w:rPr>
+          <w:rFonts w:ascii="Times New Roman" w:hAnsi="Times New Roman" w:cs="Times New Roman"/>
+          <w:lang w:val="ru-RU"/>
+        </w:rPr>
+        <w:t xml:space="preserve">редакторов и </w:t>
+      </w:r>
+      <w:r>
+        <w:rPr>
+          <w:rFonts w:ascii="Times New Roman" w:hAnsi="Times New Roman" w:cs="Times New Roman"/>
+          <w:lang w:val="ru-RU"/>
+        </w:rPr>
+        <w:t xml:space="preserve">развитию </w:t>
+      </w:r>
+      <w:r>
+        <w:rPr>
+          <w:rFonts w:ascii="Times New Roman" w:hAnsi="Times New Roman" w:cs="Times New Roman"/>
+          <w:lang w:val="ru-RU"/>
+        </w:rPr>
+        <w:t xml:space="preserve">генеративного </w:t>
+      </w:r>
+      <w:r>
+        <w:rPr>
+          <w:rFonts w:ascii="Times New Roman" w:hAnsi="Times New Roman" w:cs="Times New Roman"/>
+          <w:lang w:val="ru-RU"/>
+        </w:rPr>
+        <w:t>искусственного интеллекта</w:t>
+      </w:r>
+      <w:r>
+        <w:rPr>
+          <w:rFonts w:ascii="Times New Roman" w:hAnsi="Times New Roman" w:cs="Times New Roman"/>
+          <w:lang w:val="ru-RU"/>
+        </w:rPr>
+        <w:t xml:space="preserve"> </w:t>
+      </w:r>
+      <w:r>
+        <w:rPr>
+          <w:rFonts w:ascii="Times New Roman" w:hAnsi="Times New Roman" w:cs="Times New Roman"/>
+          <w:lang w:val="ru-RU"/>
+        </w:rPr>
+        <w:t>массовое создание поддельных изображений стало реальной угрозой информационной безопасности. Существующие методы часто недостаточно точны и не обладают нужной устойчивостью к постобработке.</w:t>
       </w:r>
     </w:p>
     <w:p>
@@ -360,7 +409,21 @@
           <w:lang w:val="ru-RU"/>
         </w:rPr>
         <w:lastRenderedPageBreak/>
-        <w:t xml:space="preserve">Модель обучалась и тестировалась на наборе CASIA v2.0, который содержит </w:t>
+        <w:t>Модель обучалась и тестировалась на наборе CASIA</w:t>
+      </w:r>
+      <w:r>
+        <w:rPr>
+          <w:rFonts w:ascii="Times New Roman" w:hAnsi="Times New Roman" w:cs="Times New Roman"/>
+          <w:lang w:val="ru-RU"/>
+        </w:rPr>
+        <w:t xml:space="preserve"> второго версии</w:t>
+      </w:r>
+      <w:r>
+        <w:rPr>
+          <w:rFonts w:ascii="Times New Roman" w:hAnsi="Times New Roman" w:cs="Times New Roman"/>
+          <w:lang w:val="ru-RU"/>
+        </w:rPr>
+        <w:t xml:space="preserve">, который содержит </w:t>
       </w:r>
       <w:r>
         <w:rPr>
@@ -483,7 +546,7 @@
           <w:bCs/>
           <w:lang w:val="ru-RU"/>
         </w:rPr>
-        <w:t>коэффициент пересечения над объединением</w:t>
+        <w:t>индекс Жаккара</w:t>
       </w:r>
       <w:r>
         <w:rPr>
@@ -535,7 +598,28 @@
           <w:rFonts w:ascii="Times New Roman" w:hAnsi="Times New Roman" w:cs="Times New Roman"/>
           <w:lang w:val="ru-RU"/>
         </w:rPr>
-        <w:t xml:space="preserve">Добавление механизма внимания повышает F1-меру с 0,68 до 0,90, а IoU — с 0,51 до 0,82. Это подтверждает, что внимание помогает модели выделять мелкие высокочастотные артефакты </w:t>
+        <w:t>Добавление механизма внимания повышает</w:t>
+      </w:r>
+      <w:r>
+        <w:rPr>
+          <w:rFonts w:ascii="Times New Roman" w:hAnsi="Times New Roman" w:cs="Times New Roman"/>
+          <w:lang w:val="ru-RU"/>
+        </w:rPr>
+        <w:t xml:space="preserve"> </w:t>
+      </w:r>
+      <w:r>
+        <w:rPr>
+          <w:rFonts w:ascii="Times New Roman" w:hAnsi="Times New Roman" w:cs="Times New Roman"/>
+          <w:lang w:val="ru-RU"/>
+        </w:rPr>
+        <w:t>качество работы метода</w:t>
+      </w:r>
+      <w:r>
+        <w:rPr>
+          <w:rFonts w:ascii="Times New Roman" w:hAnsi="Times New Roman" w:cs="Times New Roman"/>
+          <w:lang w:val="ru-RU"/>
+        </w:rPr>
+        <w:t xml:space="preserve">. Это подтверждает, что внимание помогает модели выделять мелкие высокочастотные артефакты </w:t>
       </w:r>
       <w:r>
         <w:rPr>
@@ -592,7 +676,7 @@
           <w:rFonts w:ascii="Times New Roman" w:hAnsi="Times New Roman" w:cs="Times New Roman"/>
           <w:lang w:val="ru-RU"/>
         </w:rPr>
-        <w:t>Наилучшие результаты дают слои адаптации в виде остаточных блоков: F1 = 0,904, IoU = 0,825. Без адаптации качество падает более чем на 20%, так как шумовые и семантические признаки не согласованы.</w:t>
+        <w:t>Наилучшие результаты дают слои адаптации в виде остаточных блоков. Без адаптации качество падает более чем на 20%, так как шумовые и семантические признаки не согласованы.</w:t>
       </w:r>
     </w:p>
     <w:p>

--- a/New Microsoft Word Document.docx
+++ b/New Microsoft Word Document.docx
@@ -27,35 +27,292 @@
         <w:spacing w:after="0"/>
         <w:rPr>
           <w:rFonts w:ascii="Times New Roman" w:hAnsi="Times New Roman" w:cs="Times New Roman"/>
+          <w:lang w:val="ru-RU"/>
+        </w:rPr>
+      </w:pPr>
+      <w:r>
+        <w:rPr>
+          <w:rFonts w:ascii="Times New Roman" w:hAnsi="Times New Roman" w:cs="Times New Roman"/>
+          <w:lang w:val="ru-RU"/>
+        </w:rPr>
+        <w:t>Здравствуйте, уважаемая комиссия. Вашему вниманию представляется выпускная квалификационная работа на тему «Метод обнаружения фальсифицированного фрагмента на изображении с использованием свёрточной нейронной сети».</w:t>
+      </w:r>
+    </w:p>
+    <w:p>
+      <w:pPr>
+        <w:spacing w:after="0"/>
+        <w:rPr>
+          <w:rFonts w:ascii="Times New Roman" w:hAnsi="Times New Roman" w:cs="Times New Roman"/>
+          <w:b/>
+          <w:bCs/>
+          <w:lang w:val="ru-RU"/>
+        </w:rPr>
+      </w:pPr>
+      <w:r>
+        <w:rPr>
+          <w:rFonts w:ascii="Times New Roman" w:hAnsi="Times New Roman" w:cs="Times New Roman"/>
+          <w:b/>
+          <w:bCs/>
+          <w:lang w:val="ru-RU"/>
+        </w:rPr>
+        <w:t>Слайд 2. Актуальность работы</w:t>
+      </w:r>
+    </w:p>
+    <w:p>
+      <w:pPr>
+        <w:spacing w:after="0"/>
+        <w:rPr>
+          <w:rFonts w:ascii="Times New Roman" w:hAnsi="Times New Roman" w:cs="Times New Roman"/>
+          <w:lang w:val="ru-RU"/>
+        </w:rPr>
+      </w:pPr>
+      <w:r>
+        <w:rPr>
+          <w:rFonts w:ascii="Times New Roman" w:hAnsi="Times New Roman" w:cs="Times New Roman"/>
+          <w:lang w:val="ru-RU"/>
+        </w:rPr>
+        <w:t>Из-за доступа редакторов и развитию генеративного искусственного интеллекта массовое создание поддельных изображений стало реальной угрозой информационной безопасности. Существующие методы часто недостаточно точны и не обладают нужной устойчивостью к постобработке.</w:t>
+      </w:r>
+    </w:p>
+    <w:p>
+      <w:pPr>
+        <w:spacing w:after="0"/>
+        <w:rPr>
+          <w:rFonts w:ascii="Times New Roman" w:hAnsi="Times New Roman" w:cs="Times New Roman"/>
+          <w:b/>
+          <w:bCs/>
+          <w:lang w:val="ru-RU"/>
+        </w:rPr>
+      </w:pPr>
+      <w:r>
+        <w:rPr>
+          <w:rFonts w:ascii="Times New Roman" w:hAnsi="Times New Roman" w:cs="Times New Roman"/>
+          <w:b/>
+          <w:bCs/>
+          <w:lang w:val="ru-RU"/>
+        </w:rPr>
+        <w:t>Слайд 3. Цель и задачи</w:t>
+      </w:r>
+    </w:p>
+    <w:p>
+      <w:pPr>
+        <w:spacing w:after="0"/>
+        <w:rPr>
+          <w:rFonts w:ascii="Times New Roman" w:hAnsi="Times New Roman" w:cs="Times New Roman"/>
+          <w:lang w:val="ru-RU"/>
+        </w:rPr>
+      </w:pPr>
+      <w:r>
+        <w:rPr>
+          <w:rFonts w:ascii="Times New Roman" w:hAnsi="Times New Roman" w:cs="Times New Roman"/>
+          <w:lang w:val="ru-RU"/>
+        </w:rPr>
+        <w:t>Цель работы являются разработка и программная реализация метод обнаружения фальсифицированного фрагмента на изображении с использованием сверточной нейронной сети. Для достижения поставленной цели необходимо решить все задачи, которые показал на третрем слайде.</w:t>
+      </w:r>
+    </w:p>
+    <w:p>
+      <w:pPr>
+        <w:spacing w:after="0"/>
+        <w:rPr>
+          <w:rFonts w:ascii="Times New Roman" w:hAnsi="Times New Roman" w:cs="Times New Roman"/>
+          <w:b/>
+          <w:bCs/>
+          <w:lang w:val="ru-RU"/>
+        </w:rPr>
+      </w:pPr>
+      <w:r>
+        <w:rPr>
+          <w:rFonts w:ascii="Times New Roman" w:hAnsi="Times New Roman" w:cs="Times New Roman"/>
+          <w:b/>
+          <w:bCs/>
+          <w:lang w:val="ru-RU"/>
+        </w:rPr>
+        <w:t>Слайд 4. Сравнение существующих методов</w:t>
+      </w:r>
+    </w:p>
+    <w:p>
+      <w:pPr>
+        <w:spacing w:after="0"/>
+        <w:rPr>
+          <w:rFonts w:ascii="Times New Roman" w:hAnsi="Times New Roman" w:cs="Times New Roman"/>
+          <w:lang w:val="ru-RU"/>
+        </w:rPr>
+      </w:pPr>
+      <w:r>
+        <w:rPr>
+          <w:rFonts w:ascii="Times New Roman" w:hAnsi="Times New Roman" w:cs="Times New Roman"/>
+          <w:lang w:val="ru-RU"/>
+        </w:rPr>
+        <w:t>На четвёртом слайде представлено сравнение существующих подходов.</w:t>
+      </w:r>
+    </w:p>
+    <w:p>
+      <w:pPr>
+        <w:spacing w:after="0"/>
+        <w:rPr>
+          <w:rFonts w:ascii="Times New Roman" w:hAnsi="Times New Roman" w:cs="Times New Roman"/>
+          <w:lang w:val="ru-RU"/>
+        </w:rPr>
+      </w:pPr>
+      <w:r>
+        <w:rPr>
+          <w:rFonts w:ascii="Times New Roman" w:hAnsi="Times New Roman" w:cs="Times New Roman"/>
+          <w:lang w:val="ru-RU"/>
+        </w:rPr>
+        <w:t>Как показано в таблице, традиционные методы имеют низкую или среднюю точность и обобщающую способность. Предлагаемая многопоточная сверточная сеть обеспечивает высокие показатели по всем трём критериям.</w:t>
+      </w:r>
+    </w:p>
+    <w:p>
+      <w:pPr>
+        <w:spacing w:after="0"/>
+        <w:rPr>
+          <w:rFonts w:ascii="Times New Roman" w:hAnsi="Times New Roman" w:cs="Times New Roman"/>
+          <w:b/>
+          <w:bCs/>
           <w:lang w:val="vi-VN"/>
         </w:rPr>
       </w:pPr>
       <w:r>
         <w:rPr>
           <w:rFonts w:ascii="Times New Roman" w:hAnsi="Times New Roman" w:cs="Times New Roman"/>
-          <w:lang w:val="ru-RU"/>
-        </w:rPr>
-        <w:t>Здравствуйте, уважаемая комиссия. Вашему вниманию представляется выпускная квалификационная работа на тему «Метод обнаружения фальсифицированного фрагмента на изображении с использованием свёрточной нейронной сети».</w:t>
-      </w:r>
-    </w:p>
-    <w:p>
-      <w:pPr>
-        <w:spacing w:after="0"/>
-        <w:rPr>
-          <w:rFonts w:ascii="Times New Roman" w:hAnsi="Times New Roman" w:cs="Times New Roman"/>
-          <w:b/>
-          <w:bCs/>
-          <w:lang w:val="ru-RU"/>
-        </w:rPr>
-      </w:pPr>
-      <w:r>
-        <w:rPr>
-          <w:rFonts w:ascii="Times New Roman" w:hAnsi="Times New Roman" w:cs="Times New Roman"/>
-          <w:b/>
-          <w:bCs/>
-          <w:lang w:val="ru-RU"/>
-        </w:rPr>
-        <w:t>Слайд 2. Актуальность работы</w:t>
+          <w:b/>
+          <w:bCs/>
+          <w:lang w:val="ru-RU"/>
+        </w:rPr>
+        <w:t>Слайд 5. Формализация задачи (IDEF0 A-0)</w:t>
+      </w:r>
+    </w:p>
+    <w:p>
+      <w:pPr>
+        <w:spacing w:after="0"/>
+        <w:rPr>
+          <w:rFonts w:ascii="Times New Roman" w:hAnsi="Times New Roman" w:cs="Times New Roman"/>
+          <w:lang w:val="ru-RU"/>
+        </w:rPr>
+      </w:pPr>
+      <w:r>
+        <w:rPr>
+          <w:rFonts w:ascii="Times New Roman" w:hAnsi="Times New Roman" w:cs="Times New Roman"/>
+          <w:lang w:val="ru-RU"/>
+        </w:rPr>
+        <w:t xml:space="preserve">На пятом слайде показана формализация задачи в нотации </w:t>
+      </w:r>
+      <w:r>
+        <w:rPr>
+          <w:rFonts w:ascii="Times New Roman" w:hAnsi="Times New Roman" w:cs="Times New Roman"/>
+        </w:rPr>
+        <w:t>IDEF</w:t>
+      </w:r>
+      <w:r>
+        <w:rPr>
+          <w:rFonts w:ascii="Times New Roman" w:hAnsi="Times New Roman" w:cs="Times New Roman"/>
+          <w:lang w:val="ru-RU"/>
+        </w:rPr>
+        <w:t>0.</w:t>
+      </w:r>
+    </w:p>
+    <w:p>
+      <w:pPr>
+        <w:spacing w:after="0"/>
+        <w:rPr>
+          <w:rFonts w:ascii="Times New Roman" w:hAnsi="Times New Roman" w:cs="Times New Roman"/>
+          <w:lang w:val="ru-RU"/>
+        </w:rPr>
+      </w:pPr>
+      <w:r>
+        <w:rPr>
+          <w:rFonts w:ascii="Times New Roman" w:hAnsi="Times New Roman" w:cs="Times New Roman"/>
+          <w:lang w:val="ru-RU"/>
+        </w:rPr>
+        <w:t>На вход метода поступают набор данных и изображение. На выходе мы получаем прогнозируемую маску фальсифицированного фрагмента.</w:t>
+      </w:r>
+    </w:p>
+    <w:p>
+      <w:pPr>
+        <w:spacing w:after="0"/>
+        <w:rPr>
+          <w:rFonts w:ascii="Times New Roman" w:hAnsi="Times New Roman" w:cs="Times New Roman"/>
+          <w:b/>
+          <w:bCs/>
+          <w:lang w:val="ru-RU"/>
+        </w:rPr>
+      </w:pPr>
+      <w:r>
+        <w:rPr>
+          <w:rFonts w:ascii="Times New Roman" w:hAnsi="Times New Roman" w:cs="Times New Roman"/>
+          <w:b/>
+          <w:bCs/>
+          <w:lang w:val="ru-RU"/>
+        </w:rPr>
+        <w:t>Слайд 6. Функциональная модель метода (IDEF0 A0)</w:t>
+      </w:r>
+    </w:p>
+    <w:p>
+      <w:pPr>
+        <w:spacing w:after="0"/>
+        <w:rPr>
+          <w:rFonts w:ascii="Times New Roman" w:hAnsi="Times New Roman" w:cs="Times New Roman"/>
+          <w:lang w:val="ru-RU"/>
+        </w:rPr>
+      </w:pPr>
+      <w:r>
+        <w:rPr>
+          <w:rFonts w:ascii="Times New Roman" w:hAnsi="Times New Roman" w:cs="Times New Roman"/>
+          <w:lang w:val="ru-RU"/>
+        </w:rPr>
+        <w:t>Шестой слайд демонстрирует детальную функциональную модель разработанного метода.</w:t>
+      </w:r>
+    </w:p>
+    <w:p>
+      <w:pPr>
+        <w:spacing w:after="0"/>
+        <w:rPr>
+          <w:rFonts w:ascii="Times New Roman" w:hAnsi="Times New Roman" w:cs="Times New Roman"/>
+          <w:lang w:val="ru-RU"/>
+        </w:rPr>
+      </w:pPr>
+      <w:r>
+        <w:rPr>
+          <w:rFonts w:ascii="Times New Roman" w:hAnsi="Times New Roman" w:cs="Times New Roman"/>
+          <w:lang w:val="ru-RU"/>
+        </w:rPr>
+        <w:t>Метод состоит из четырёх последовательных этапов: предобработка, извлечение шумовых признаков, обучение двухпоточной модели и, наконец, непосредственно обнаружение фальсификации на новых изображениях.</w:t>
+      </w:r>
+    </w:p>
+    <w:p>
+      <w:pPr>
+        <w:spacing w:after="0"/>
+        <w:rPr>
+          <w:rFonts w:ascii="Times New Roman" w:hAnsi="Times New Roman" w:cs="Times New Roman"/>
+          <w:b/>
+          <w:bCs/>
+          <w:lang w:val="ru-RU"/>
+        </w:rPr>
+      </w:pPr>
+      <w:r>
+        <w:rPr>
+          <w:rFonts w:ascii="Times New Roman" w:hAnsi="Times New Roman" w:cs="Times New Roman"/>
+          <w:b/>
+          <w:bCs/>
+          <w:lang w:val="ru-RU"/>
+        </w:rPr>
+        <w:t>Слайд 7. Алгоритм извлечения признаков</w:t>
+      </w:r>
+    </w:p>
+    <w:p>
+      <w:pPr>
+        <w:spacing w:after="0"/>
+        <w:rPr>
+          <w:rFonts w:ascii="Times New Roman" w:hAnsi="Times New Roman" w:cs="Times New Roman"/>
+          <w:lang w:val="ru-RU"/>
+        </w:rPr>
+      </w:pPr>
+      <w:r>
+        <w:rPr>
+          <w:rFonts w:ascii="Times New Roman" w:hAnsi="Times New Roman" w:cs="Times New Roman"/>
+          <w:lang w:val="ru-RU"/>
+        </w:rPr>
+        <w:t>На седьмом слайде представлен алгоритм извлечения признаков.</w:t>
       </w:r>
     </w:p>
     <w:p>
@@ -71,42 +328,335 @@
           <w:rFonts w:ascii="Times New Roman" w:hAnsi="Times New Roman" w:cs="Times New Roman"/>
           <w:lang w:val="ru-RU"/>
         </w:rPr>
-        <w:t xml:space="preserve">Из-за </w:t>
-      </w:r>
-      <w:r>
-        <w:rPr>
-          <w:rFonts w:ascii="Times New Roman" w:hAnsi="Times New Roman" w:cs="Times New Roman"/>
-          <w:lang w:val="ru-RU"/>
-        </w:rPr>
-        <w:t xml:space="preserve">доступа </w:t>
-      </w:r>
-      <w:r>
-        <w:rPr>
-          <w:rFonts w:ascii="Times New Roman" w:hAnsi="Times New Roman" w:cs="Times New Roman"/>
-          <w:lang w:val="ru-RU"/>
-        </w:rPr>
-        <w:t xml:space="preserve">редакторов и </w:t>
-      </w:r>
-      <w:r>
-        <w:rPr>
-          <w:rFonts w:ascii="Times New Roman" w:hAnsi="Times New Roman" w:cs="Times New Roman"/>
-          <w:lang w:val="ru-RU"/>
-        </w:rPr>
-        <w:t xml:space="preserve">развитию </w:t>
-      </w:r>
-      <w:r>
-        <w:rPr>
-          <w:rFonts w:ascii="Times New Roman" w:hAnsi="Times New Roman" w:cs="Times New Roman"/>
-          <w:lang w:val="ru-RU"/>
-        </w:rPr>
-        <w:t xml:space="preserve">генеративного </w:t>
-      </w:r>
-      <w:r>
-        <w:rPr>
-          <w:rFonts w:ascii="Times New Roman" w:hAnsi="Times New Roman" w:cs="Times New Roman"/>
-          <w:lang w:val="ru-RU"/>
-        </w:rPr>
-        <w:t>искусственного интеллекта</w:t>
+        <w:t xml:space="preserve">На вход подаётся нормализованное изображение. На выходе формируется </w:t>
+      </w:r>
+      <w:r>
+        <w:rPr>
+          <w:rFonts w:ascii="Times New Roman" w:hAnsi="Times New Roman" w:cs="Times New Roman"/>
+          <w:b/>
+          <w:bCs/>
+          <w:lang w:val="ru-RU"/>
+        </w:rPr>
+        <w:t>карта шумовых</w:t>
+      </w:r>
+      <w:r>
+        <w:rPr>
+          <w:rFonts w:ascii="Times New Roman" w:hAnsi="Times New Roman" w:cs="Times New Roman"/>
+          <w:lang w:val="ru-RU"/>
+        </w:rPr>
+        <w:t xml:space="preserve">. Полученная карта шумовых признаков подчёркивает слабые артефакты </w:t>
+      </w:r>
+      <w:r>
+        <w:rPr>
+          <w:rFonts w:ascii="Times New Roman" w:hAnsi="Times New Roman" w:cs="Times New Roman"/>
+          <w:lang w:val="ru-RU"/>
+        </w:rPr>
+        <w:t>фальсификации</w:t>
+      </w:r>
+      <w:r>
+        <w:rPr>
+          <w:rFonts w:ascii="Times New Roman" w:hAnsi="Times New Roman" w:cs="Times New Roman"/>
+          <w:lang w:val="ru-RU"/>
+        </w:rPr>
+        <w:t>.</w:t>
+      </w:r>
+    </w:p>
+    <w:p>
+      <w:pPr>
+        <w:spacing w:after="0"/>
+        <w:rPr>
+          <w:rFonts w:ascii="Times New Roman" w:hAnsi="Times New Roman" w:cs="Times New Roman"/>
+          <w:b/>
+          <w:bCs/>
+          <w:lang w:val="ru-RU"/>
+        </w:rPr>
+      </w:pPr>
+      <w:r>
+        <w:rPr>
+          <w:rFonts w:ascii="Times New Roman" w:hAnsi="Times New Roman" w:cs="Times New Roman"/>
+          <w:b/>
+          <w:bCs/>
+          <w:lang w:val="ru-RU"/>
+        </w:rPr>
+        <w:t>Слайд 8. Общая структура нейронной сети</w:t>
+      </w:r>
+    </w:p>
+    <w:p>
+      <w:pPr>
+        <w:spacing w:after="0"/>
+        <w:rPr>
+          <w:rFonts w:ascii="Times New Roman" w:hAnsi="Times New Roman" w:cs="Times New Roman"/>
+          <w:lang w:val="ru-RU"/>
+        </w:rPr>
+      </w:pPr>
+      <w:r>
+        <w:rPr>
+          <w:rFonts w:ascii="Times New Roman" w:hAnsi="Times New Roman" w:cs="Times New Roman"/>
+          <w:lang w:val="ru-RU"/>
+        </w:rPr>
+        <w:t>Архитектура включает два параллельных потока: один работает с цветлым изображением, другой — с картой шумовых признаков. Затем потоки сливаются, проходят через слои адаптации и внимания, и формирует итоговую маску.</w:t>
+      </w:r>
+    </w:p>
+    <w:p>
+      <w:pPr>
+        <w:spacing w:after="0"/>
+        <w:rPr>
+          <w:rFonts w:ascii="Times New Roman" w:hAnsi="Times New Roman" w:cs="Times New Roman"/>
+          <w:b/>
+          <w:bCs/>
+          <w:lang w:val="ru-RU"/>
+        </w:rPr>
+      </w:pPr>
+      <w:r>
+        <w:rPr>
+          <w:rFonts w:ascii="Times New Roman" w:hAnsi="Times New Roman" w:cs="Times New Roman"/>
+          <w:b/>
+          <w:bCs/>
+          <w:lang w:val="ru-RU"/>
+        </w:rPr>
+        <w:t>Слайд 9. Ключевые компоненты сети</w:t>
+      </w:r>
+    </w:p>
+    <w:p>
+      <w:pPr>
+        <w:spacing w:after="0"/>
+        <w:rPr>
+          <w:rFonts w:ascii="Times New Roman" w:hAnsi="Times New Roman" w:cs="Times New Roman"/>
+          <w:lang w:val="vi-VN"/>
+        </w:rPr>
+      </w:pPr>
+      <w:r>
+        <w:rPr>
+          <w:rFonts w:ascii="Times New Roman" w:hAnsi="Times New Roman" w:cs="Times New Roman"/>
+          <w:lang w:val="ru-RU"/>
+        </w:rPr>
+        <w:lastRenderedPageBreak/>
+        <w:t>Слой адаптации признаков в виде остаточного блока согласует шумовую и семантическую информацию, а слой внимания динамически перевешивает важные каналы, фокусируясь на аномалиях.</w:t>
+      </w:r>
+    </w:p>
+    <w:p>
+      <w:pPr>
+        <w:spacing w:after="0"/>
+        <w:rPr>
+          <w:rFonts w:ascii="Times New Roman" w:hAnsi="Times New Roman" w:cs="Times New Roman"/>
+          <w:b/>
+          <w:bCs/>
+          <w:lang w:val="ru-RU"/>
+        </w:rPr>
+      </w:pPr>
+      <w:r>
+        <w:rPr>
+          <w:rFonts w:ascii="Times New Roman" w:hAnsi="Times New Roman" w:cs="Times New Roman"/>
+          <w:b/>
+          <w:bCs/>
+          <w:lang w:val="ru-RU"/>
+        </w:rPr>
+        <w:t>Слайд 10. Набор данных</w:t>
+      </w:r>
+    </w:p>
+    <w:p>
+      <w:pPr>
+        <w:spacing w:after="0"/>
+        <w:rPr>
+          <w:rFonts w:ascii="Times New Roman" w:hAnsi="Times New Roman" w:cs="Times New Roman"/>
+          <w:lang w:val="ru-RU"/>
+        </w:rPr>
+      </w:pPr>
+      <w:r>
+        <w:rPr>
+          <w:rFonts w:ascii="Times New Roman" w:hAnsi="Times New Roman" w:cs="Times New Roman"/>
+          <w:lang w:val="ru-RU"/>
+        </w:rPr>
+        <w:t>Для обучения и тестирования использовался  набор данных CASIA второго версии, который содержит более 5000 изображений с пиксельными масками.</w:t>
+      </w:r>
+    </w:p>
+    <w:p>
+      <w:pPr>
+        <w:spacing w:after="0"/>
+        <w:rPr>
+          <w:rFonts w:ascii="Times New Roman" w:hAnsi="Times New Roman" w:cs="Times New Roman"/>
+          <w:b/>
+          <w:bCs/>
+          <w:lang w:val="ru-RU"/>
+        </w:rPr>
+      </w:pPr>
+      <w:r>
+        <w:rPr>
+          <w:rFonts w:ascii="Times New Roman" w:hAnsi="Times New Roman" w:cs="Times New Roman"/>
+          <w:b/>
+          <w:bCs/>
+          <w:lang w:val="ru-RU"/>
+        </w:rPr>
+        <w:t>Слайд 11. Структура разработанного ПО</w:t>
+      </w:r>
+    </w:p>
+    <w:p>
+      <w:pPr>
+        <w:spacing w:after="0"/>
+        <w:rPr>
+          <w:rFonts w:ascii="Times New Roman" w:hAnsi="Times New Roman" w:cs="Times New Roman"/>
+          <w:lang w:val="vi-VN"/>
+        </w:rPr>
+      </w:pPr>
+      <w:r>
+        <w:rPr>
+          <w:rFonts w:ascii="Times New Roman" w:hAnsi="Times New Roman" w:cs="Times New Roman"/>
+          <w:lang w:val="ru-RU"/>
+        </w:rPr>
+        <w:t>Программное обеспечение состоит из модуля CNN (обучение и сохранение модели) и пользовательского приложения на Streamlit, которое загружает изображение, вызывает модель и отображает тепловую карту или ограничивающие рамки.</w:t>
+      </w:r>
+    </w:p>
+    <w:p>
+      <w:pPr>
+        <w:spacing w:after="0"/>
+        <w:rPr>
+          <w:rFonts w:ascii="Times New Roman" w:hAnsi="Times New Roman" w:cs="Times New Roman"/>
+          <w:b/>
+          <w:bCs/>
+          <w:lang w:val="ru-RU"/>
+        </w:rPr>
+      </w:pPr>
+      <w:r>
+        <w:rPr>
+          <w:rFonts w:ascii="Times New Roman" w:hAnsi="Times New Roman" w:cs="Times New Roman"/>
+          <w:b/>
+          <w:bCs/>
+          <w:lang w:val="ru-RU"/>
+        </w:rPr>
+        <w:t>Слайд 12. Метрики оценки</w:t>
+      </w:r>
+    </w:p>
+    <w:p>
+      <w:pPr>
+        <w:spacing w:after="0"/>
+        <w:rPr>
+          <w:rFonts w:ascii="Times New Roman" w:hAnsi="Times New Roman" w:cs="Times New Roman"/>
+          <w:lang w:val="vi-VN"/>
+        </w:rPr>
+      </w:pPr>
+      <w:r>
+        <w:rPr>
+          <w:rFonts w:ascii="Times New Roman" w:hAnsi="Times New Roman" w:cs="Times New Roman"/>
+          <w:lang w:val="ru-RU"/>
+        </w:rPr>
+        <w:t>Качество локализации оценивается по двум метрикам: F1-мера и IoU</w:t>
+      </w:r>
+      <w:r>
+        <w:rPr>
+          <w:rFonts w:ascii="Times New Roman" w:hAnsi="Times New Roman" w:cs="Times New Roman"/>
+          <w:lang w:val="vi-VN"/>
+        </w:rPr>
+        <w:t xml:space="preserve"> (</w:t>
+      </w:r>
+      <w:r>
+        <w:rPr>
+          <w:rFonts w:ascii="Times New Roman" w:hAnsi="Times New Roman" w:cs="Times New Roman"/>
+          <w:b/>
+          <w:bCs/>
+          <w:lang w:val="ru-RU"/>
+        </w:rPr>
+        <w:t>индекс Жаккара</w:t>
+      </w:r>
+      <w:r>
+        <w:rPr>
+          <w:rFonts w:ascii="Times New Roman" w:hAnsi="Times New Roman" w:cs="Times New Roman"/>
+          <w:b/>
+          <w:bCs/>
+          <w:lang w:val="ru-RU"/>
+        </w:rPr>
+        <w:t>)</w:t>
+      </w:r>
+      <w:r>
+        <w:rPr>
+          <w:rFonts w:ascii="Times New Roman" w:hAnsi="Times New Roman" w:cs="Times New Roman"/>
+          <w:lang w:val="ru-RU"/>
+        </w:rPr>
+        <w:t>. Эти метрики вычислены по формулам, показанным на слайде.</w:t>
+      </w:r>
+    </w:p>
+    <w:p>
+      <w:pPr>
+        <w:spacing w:after="0"/>
+        <w:rPr>
+          <w:rFonts w:ascii="Times New Roman" w:hAnsi="Times New Roman" w:cs="Times New Roman"/>
+          <w:b/>
+          <w:bCs/>
+          <w:lang w:val="ru-RU"/>
+        </w:rPr>
+      </w:pPr>
+      <w:r>
+        <w:rPr>
+          <w:rFonts w:ascii="Times New Roman" w:hAnsi="Times New Roman" w:cs="Times New Roman"/>
+          <w:b/>
+          <w:bCs/>
+          <w:lang w:val="ru-RU"/>
+        </w:rPr>
+        <w:t>Слайд 13. Влияние слоя внимания</w:t>
+      </w:r>
+    </w:p>
+    <w:p>
+      <w:pPr>
+        <w:spacing w:after="0"/>
+        <w:rPr>
+          <w:rFonts w:ascii="Times New Roman" w:hAnsi="Times New Roman" w:cs="Times New Roman"/>
+        </w:rPr>
+      </w:pPr>
+      <w:r>
+        <w:rPr>
+          <w:rFonts w:ascii="Times New Roman" w:hAnsi="Times New Roman" w:cs="Times New Roman"/>
+          <w:lang w:val="ru-RU"/>
+        </w:rPr>
+        <w:t>Слайд 13 демонстрирует влияние механизма внимания на работу метода. Добавление механизма внимания повышает качество работы метода. Визуально маска стала значительно точнее и чище.</w:t>
+      </w:r>
+    </w:p>
+    <w:p>
+      <w:pPr>
+        <w:spacing w:after="0"/>
+        <w:rPr>
+          <w:rFonts w:ascii="Times New Roman" w:hAnsi="Times New Roman" w:cs="Times New Roman"/>
+          <w:b/>
+          <w:bCs/>
+          <w:lang w:val="ru-RU"/>
+        </w:rPr>
+      </w:pPr>
+      <w:r>
+        <w:rPr>
+          <w:rFonts w:ascii="Times New Roman" w:hAnsi="Times New Roman" w:cs="Times New Roman"/>
+          <w:b/>
+          <w:bCs/>
+          <w:lang w:val="ru-RU"/>
+        </w:rPr>
+        <w:t>Слайд 14. Влияние слоя адаптации признаков</w:t>
+      </w:r>
+    </w:p>
+    <w:p>
+      <w:pPr>
+        <w:spacing w:after="0"/>
+        <w:rPr>
+          <w:rFonts w:ascii="Times New Roman" w:hAnsi="Times New Roman" w:cs="Times New Roman"/>
+          <w:lang w:val="vi-VN"/>
+        </w:rPr>
+      </w:pPr>
+      <w:r>
+        <w:rPr>
+          <w:rFonts w:ascii="Times New Roman" w:hAnsi="Times New Roman" w:cs="Times New Roman"/>
+          <w:lang w:val="ru-RU"/>
+        </w:rPr>
+        <w:t xml:space="preserve">На четырнадцатом слайде показан вклад слоя адаптации признаков. </w:t>
+      </w:r>
+      <w:r>
+        <w:rPr>
+          <w:rFonts w:ascii="Times New Roman" w:hAnsi="Times New Roman" w:cs="Times New Roman"/>
+          <w:lang w:val="ru-RU"/>
+        </w:rPr>
+        <w:t>Наилучшие результаты дают слои адаптации в виде остаточных блоков</w:t>
+      </w:r>
+      <w:r>
+        <w:rPr>
+          <w:rFonts w:ascii="Times New Roman" w:hAnsi="Times New Roman" w:cs="Times New Roman"/>
+          <w:lang w:val="ru-RU"/>
+        </w:rPr>
+        <w:t>.</w:t>
       </w:r>
       <w:r>
         <w:rPr>
@@ -120,27 +670,63 @@
           <w:rFonts w:ascii="Times New Roman" w:hAnsi="Times New Roman" w:cs="Times New Roman"/>
           <w:lang w:val="ru-RU"/>
         </w:rPr>
-        <w:t>массовое создание поддельных изображений стало реальной угрозой информационной безопасности. Существующие методы часто недостаточно точны и не обладают нужной устойчивостью к постобработке.</w:t>
-      </w:r>
-    </w:p>
-    <w:p>
-      <w:pPr>
-        <w:spacing w:after="0"/>
-        <w:rPr>
-          <w:rFonts w:ascii="Times New Roman" w:hAnsi="Times New Roman" w:cs="Times New Roman"/>
-          <w:b/>
-          <w:bCs/>
-          <w:lang w:val="ru-RU"/>
-        </w:rPr>
-      </w:pPr>
-      <w:r>
-        <w:rPr>
-          <w:rFonts w:ascii="Times New Roman" w:hAnsi="Times New Roman" w:cs="Times New Roman"/>
-          <w:b/>
-          <w:bCs/>
-          <w:lang w:val="ru-RU"/>
-        </w:rPr>
-        <w:t>Слайд 3. Цель и задачи</w:t>
+        <w:t>Без адаптации качество падает более чем на 20%, так как шумовые и семантические признаки не согласованы.</w:t>
+      </w:r>
+    </w:p>
+    <w:p>
+      <w:pPr>
+        <w:spacing w:after="0"/>
+        <w:rPr>
+          <w:rFonts w:ascii="Times New Roman" w:hAnsi="Times New Roman" w:cs="Times New Roman"/>
+          <w:b/>
+          <w:bCs/>
+          <w:lang w:val="ru-RU"/>
+        </w:rPr>
+      </w:pPr>
+      <w:r>
+        <w:rPr>
+          <w:rFonts w:ascii="Times New Roman" w:hAnsi="Times New Roman" w:cs="Times New Roman"/>
+          <w:b/>
+          <w:bCs/>
+          <w:lang w:val="ru-RU"/>
+        </w:rPr>
+        <w:t>Слайд 15. Влияние качества изображения (JPEG)</w:t>
+      </w:r>
+    </w:p>
+    <w:p>
+      <w:pPr>
+        <w:spacing w:after="0"/>
+        <w:rPr>
+          <w:rFonts w:ascii="Times New Roman" w:hAnsi="Times New Roman" w:cs="Times New Roman"/>
+          <w:lang w:val="ru-RU"/>
+        </w:rPr>
+      </w:pPr>
+      <w:r>
+        <w:rPr>
+          <w:rFonts w:ascii="Times New Roman" w:hAnsi="Times New Roman" w:cs="Times New Roman"/>
+          <w:lang w:val="ru-RU"/>
+        </w:rPr>
+        <w:t>Следующее исследование – зависимость качества работы метода от уровня сжатия изображения. Даже при качестве 80 % модель сохраняет приемлемую точность, что подтверждает практическую применимость метода.</w:t>
+      </w:r>
+    </w:p>
+    <w:p>
+      <w:pPr>
+        <w:spacing w:after="0"/>
+        <w:rPr>
+          <w:rFonts w:ascii="Times New Roman" w:hAnsi="Times New Roman" w:cs="Times New Roman"/>
+          <w:b/>
+          <w:bCs/>
+          <w:lang w:val="ru-RU"/>
+        </w:rPr>
+      </w:pPr>
+      <w:r>
+        <w:rPr>
+          <w:rFonts w:ascii="Times New Roman" w:hAnsi="Times New Roman" w:cs="Times New Roman"/>
+          <w:b/>
+          <w:bCs/>
+          <w:lang w:val="ru-RU"/>
+        </w:rPr>
+        <w:t>Слайд 16. Заключение</w:t>
       </w:r>
     </w:p>
     <w:p>
@@ -156,599 +742,7 @@
           <w:rFonts w:ascii="Times New Roman" w:hAnsi="Times New Roman" w:cs="Times New Roman"/>
           <w:lang w:val="ru-RU"/>
         </w:rPr>
-        <w:t>Цель работы — разработать и программно реализовать метод автоматического поиска фальсифицированного фрагмента на изображении с помощью двухпоточной сверточной нейронной сети. Для этого решены задачи обзора методов, разработки архитектуры, создания ПО и экспериментального исследования.</w:t>
-      </w:r>
-    </w:p>
-    <w:p>
-      <w:pPr>
-        <w:spacing w:after="0"/>
-        <w:rPr>
-          <w:rFonts w:ascii="Times New Roman" w:hAnsi="Times New Roman" w:cs="Times New Roman"/>
-          <w:b/>
-          <w:bCs/>
-          <w:lang w:val="ru-RU"/>
-        </w:rPr>
-      </w:pPr>
-      <w:r>
-        <w:rPr>
-          <w:rFonts w:ascii="Times New Roman" w:hAnsi="Times New Roman" w:cs="Times New Roman"/>
-          <w:b/>
-          <w:bCs/>
-          <w:lang w:val="ru-RU"/>
-        </w:rPr>
-        <w:t>Слайд 4. Сравнение существующих методов</w:t>
-      </w:r>
-    </w:p>
-    <w:p>
-      <w:pPr>
-        <w:spacing w:after="0"/>
-        <w:rPr>
-          <w:rFonts w:ascii="Times New Roman" w:hAnsi="Times New Roman" w:cs="Times New Roman"/>
-          <w:lang w:val="vi-VN"/>
-        </w:rPr>
-      </w:pPr>
-      <w:r>
-        <w:rPr>
-          <w:rFonts w:ascii="Times New Roman" w:hAnsi="Times New Roman" w:cs="Times New Roman"/>
-          <w:lang w:val="ru-RU"/>
-        </w:rPr>
-        <w:t>Как показано в таблице, традиционные методы точек имеют низкую или среднюю точность и обобщающую способность. Предлагаемая многопоточная сверточная сеть обеспечивает высокие показатели по всем трём критериям.</w:t>
-      </w:r>
-    </w:p>
-    <w:p>
-      <w:pPr>
-        <w:spacing w:after="0"/>
-        <w:rPr>
-          <w:rFonts w:ascii="Times New Roman" w:hAnsi="Times New Roman" w:cs="Times New Roman"/>
-          <w:b/>
-          <w:bCs/>
-          <w:lang w:val="ru-RU"/>
-        </w:rPr>
-      </w:pPr>
-      <w:r>
-        <w:rPr>
-          <w:rFonts w:ascii="Times New Roman" w:hAnsi="Times New Roman" w:cs="Times New Roman"/>
-          <w:b/>
-          <w:bCs/>
-          <w:lang w:val="ru-RU"/>
-        </w:rPr>
-        <w:t>Слайд 5. Формализация задачи (IDEF0 A-0)</w:t>
-      </w:r>
-    </w:p>
-    <w:p>
-      <w:pPr>
-        <w:spacing w:after="0"/>
-        <w:rPr>
-          <w:rFonts w:ascii="Times New Roman" w:hAnsi="Times New Roman" w:cs="Times New Roman"/>
-          <w:lang w:val="vi-VN"/>
-        </w:rPr>
-      </w:pPr>
-      <w:r>
-        <w:rPr>
-          <w:rFonts w:ascii="Times New Roman" w:hAnsi="Times New Roman" w:cs="Times New Roman"/>
-          <w:lang w:val="ru-RU"/>
-        </w:rPr>
-        <w:t>На диаграмме нулевого уровня показано: на вход подаётся исходное изображение, а на выходе получается бинарная маска локализации фрагмента подделки, при этом управляющим воздействием служат размеченные данные и гиперпараметры.</w:t>
-      </w:r>
-    </w:p>
-    <w:p>
-      <w:pPr>
-        <w:spacing w:after="0"/>
-        <w:rPr>
-          <w:rFonts w:ascii="Times New Roman" w:hAnsi="Times New Roman" w:cs="Times New Roman"/>
-          <w:b/>
-          <w:bCs/>
-          <w:lang w:val="ru-RU"/>
-        </w:rPr>
-      </w:pPr>
-      <w:r>
-        <w:rPr>
-          <w:rFonts w:ascii="Times New Roman" w:hAnsi="Times New Roman" w:cs="Times New Roman"/>
-          <w:b/>
-          <w:bCs/>
-          <w:lang w:val="ru-RU"/>
-        </w:rPr>
-        <w:t>Слайд 6. Функциональная модель метода (IDEF0 A0)</w:t>
-      </w:r>
-    </w:p>
-    <w:p>
-      <w:pPr>
-        <w:spacing w:after="0"/>
-        <w:rPr>
-          <w:rFonts w:ascii="Times New Roman" w:hAnsi="Times New Roman" w:cs="Times New Roman"/>
-          <w:lang w:val="vi-VN"/>
-        </w:rPr>
-      </w:pPr>
-      <w:r>
-        <w:rPr>
-          <w:rFonts w:ascii="Times New Roman" w:hAnsi="Times New Roman" w:cs="Times New Roman"/>
-          <w:lang w:val="ru-RU"/>
-        </w:rPr>
-        <w:t>Метод состоит из четырёх последовательных этапов: предобработка, извлечение шумовых признаков, обучение двухпоточной модели и, наконец, непосредственно обнаружение фальсификации на новых изображениях.</w:t>
-      </w:r>
-    </w:p>
-    <w:p>
-      <w:pPr>
-        <w:spacing w:after="0"/>
-        <w:rPr>
-          <w:rFonts w:ascii="Times New Roman" w:hAnsi="Times New Roman" w:cs="Times New Roman"/>
-          <w:b/>
-          <w:bCs/>
-          <w:lang w:val="ru-RU"/>
-        </w:rPr>
-      </w:pPr>
-      <w:r>
-        <w:rPr>
-          <w:rFonts w:ascii="Times New Roman" w:hAnsi="Times New Roman" w:cs="Times New Roman"/>
-          <w:b/>
-          <w:bCs/>
-          <w:lang w:val="ru-RU"/>
-        </w:rPr>
-        <w:t>Слайд 7. Алгоритм извлечения признаков</w:t>
-      </w:r>
-    </w:p>
-    <w:p>
-      <w:pPr>
-        <w:spacing w:after="0"/>
-        <w:rPr>
-          <w:rFonts w:ascii="Times New Roman" w:hAnsi="Times New Roman" w:cs="Times New Roman"/>
-          <w:lang w:val="vi-VN"/>
-        </w:rPr>
-      </w:pPr>
-      <w:r>
-        <w:rPr>
-          <w:rFonts w:ascii="Times New Roman" w:hAnsi="Times New Roman" w:cs="Times New Roman"/>
-          <w:lang w:val="ru-RU"/>
-        </w:rPr>
-        <w:t>Алгоритм многократно сжимает изображение с качеством 95%, вычисляет разность с оригиналом и усиливает ошибку. Полученная карта шумовых признаков подчёркивает слабые артефакты сжатия и вставки.</w:t>
-      </w:r>
-    </w:p>
-    <w:p>
-      <w:pPr>
-        <w:spacing w:after="0"/>
-        <w:rPr>
-          <w:rFonts w:ascii="Times New Roman" w:hAnsi="Times New Roman" w:cs="Times New Roman"/>
-          <w:b/>
-          <w:bCs/>
-          <w:lang w:val="ru-RU"/>
-        </w:rPr>
-      </w:pPr>
-      <w:r>
-        <w:rPr>
-          <w:rFonts w:ascii="Times New Roman" w:hAnsi="Times New Roman" w:cs="Times New Roman"/>
-          <w:b/>
-          <w:bCs/>
-          <w:lang w:val="ru-RU"/>
-        </w:rPr>
-        <w:t>Слайд 8. Общая структура нейронной сети</w:t>
-      </w:r>
-    </w:p>
-    <w:p>
-      <w:pPr>
-        <w:spacing w:after="0"/>
-        <w:rPr>
-          <w:rFonts w:ascii="Times New Roman" w:hAnsi="Times New Roman" w:cs="Times New Roman"/>
-          <w:lang w:val="vi-VN"/>
-        </w:rPr>
-      </w:pPr>
-      <w:r>
-        <w:rPr>
-          <w:rFonts w:ascii="Times New Roman" w:hAnsi="Times New Roman" w:cs="Times New Roman"/>
-          <w:lang w:val="ru-RU"/>
-        </w:rPr>
-        <w:t>Архитектура включает два параллельных потока: один работает с RGB-изображением, другой — с картой шумовых признаков. Затем потоки сливаются, проходят через слои адаптации и внимания, а декодер формирует итоговую маску.</w:t>
-      </w:r>
-    </w:p>
-    <w:p>
-      <w:pPr>
-        <w:spacing w:after="0"/>
-        <w:rPr>
-          <w:rFonts w:ascii="Times New Roman" w:hAnsi="Times New Roman" w:cs="Times New Roman"/>
-          <w:b/>
-          <w:bCs/>
-          <w:lang w:val="ru-RU"/>
-        </w:rPr>
-      </w:pPr>
-      <w:r>
-        <w:rPr>
-          <w:rFonts w:ascii="Times New Roman" w:hAnsi="Times New Roman" w:cs="Times New Roman"/>
-          <w:b/>
-          <w:bCs/>
-          <w:lang w:val="ru-RU"/>
-        </w:rPr>
-        <w:t>Слайд 9. Ключевые компоненты сети</w:t>
-      </w:r>
-    </w:p>
-    <w:p>
-      <w:pPr>
-        <w:spacing w:after="0"/>
-        <w:rPr>
-          <w:rFonts w:ascii="Times New Roman" w:hAnsi="Times New Roman" w:cs="Times New Roman"/>
-          <w:lang w:val="vi-VN"/>
-        </w:rPr>
-      </w:pPr>
-      <w:r>
-        <w:rPr>
-          <w:rFonts w:ascii="Times New Roman" w:hAnsi="Times New Roman" w:cs="Times New Roman"/>
-          <w:lang w:val="ru-RU"/>
-        </w:rPr>
-        <w:t>Слой адаптации признаков в виде остаточного блока согласует шумовую и семантическую информацию, а слой внимания динамически перевешивает важные каналы, фокусируясь на аномалиях.</w:t>
-      </w:r>
-    </w:p>
-    <w:p>
-      <w:pPr>
-        <w:spacing w:after="0"/>
-        <w:rPr>
-          <w:rFonts w:ascii="Times New Roman" w:hAnsi="Times New Roman" w:cs="Times New Roman"/>
-          <w:b/>
-          <w:bCs/>
-          <w:lang w:val="ru-RU"/>
-        </w:rPr>
-      </w:pPr>
-      <w:r>
-        <w:rPr>
-          <w:rFonts w:ascii="Times New Roman" w:hAnsi="Times New Roman" w:cs="Times New Roman"/>
-          <w:b/>
-          <w:bCs/>
-          <w:lang w:val="ru-RU"/>
-        </w:rPr>
-        <w:t>Слайд 10. Набор данных</w:t>
-      </w:r>
-    </w:p>
-    <w:p>
-      <w:pPr>
-        <w:spacing w:after="0"/>
-        <w:rPr>
-          <w:rFonts w:ascii="Times New Roman" w:hAnsi="Times New Roman" w:cs="Times New Roman"/>
-          <w:lang w:val="vi-VN"/>
-        </w:rPr>
-      </w:pPr>
-      <w:r>
-        <w:rPr>
-          <w:rFonts w:ascii="Times New Roman" w:hAnsi="Times New Roman" w:cs="Times New Roman"/>
-          <w:lang w:val="ru-RU"/>
-        </w:rPr>
-        <w:lastRenderedPageBreak/>
-        <w:t>Модель обучалась и тестировалась на наборе CASIA</w:t>
-      </w:r>
-      <w:r>
-        <w:rPr>
-          <w:rFonts w:ascii="Times New Roman" w:hAnsi="Times New Roman" w:cs="Times New Roman"/>
-          <w:lang w:val="ru-RU"/>
-        </w:rPr>
-        <w:t xml:space="preserve"> второго версии</w:t>
-      </w:r>
-      <w:r>
-        <w:rPr>
-          <w:rFonts w:ascii="Times New Roman" w:hAnsi="Times New Roman" w:cs="Times New Roman"/>
-          <w:lang w:val="ru-RU"/>
-        </w:rPr>
-        <w:t xml:space="preserve">, который содержит </w:t>
-      </w:r>
-      <w:r>
-        <w:rPr>
-          <w:rFonts w:ascii="Times New Roman" w:hAnsi="Times New Roman" w:cs="Times New Roman"/>
-          <w:lang w:val="ru-RU"/>
-        </w:rPr>
-        <w:t xml:space="preserve">более 5000 </w:t>
-      </w:r>
-      <w:r>
-        <w:rPr>
-          <w:rFonts w:ascii="Times New Roman" w:hAnsi="Times New Roman" w:cs="Times New Roman"/>
-          <w:lang w:val="ru-RU"/>
-        </w:rPr>
-        <w:t>изображени</w:t>
-      </w:r>
-      <w:r>
-        <w:rPr>
-          <w:rFonts w:ascii="Times New Roman" w:hAnsi="Times New Roman" w:cs="Times New Roman"/>
-          <w:lang w:val="ru-RU"/>
-        </w:rPr>
-        <w:t>й</w:t>
-      </w:r>
-      <w:r>
-        <w:rPr>
-          <w:rFonts w:ascii="Times New Roman" w:hAnsi="Times New Roman" w:cs="Times New Roman"/>
-          <w:lang w:val="ru-RU"/>
-        </w:rPr>
-        <w:t xml:space="preserve"> с пиксельными масками</w:t>
-      </w:r>
-      <w:r>
-        <w:rPr>
-          <w:rFonts w:ascii="Times New Roman" w:hAnsi="Times New Roman" w:cs="Times New Roman"/>
-          <w:lang w:val="ru-RU"/>
-        </w:rPr>
-        <w:t>.</w:t>
-      </w:r>
-    </w:p>
-    <w:p>
-      <w:pPr>
-        <w:spacing w:after="0"/>
-        <w:rPr>
-          <w:rFonts w:ascii="Times New Roman" w:hAnsi="Times New Roman" w:cs="Times New Roman"/>
-          <w:b/>
-          <w:bCs/>
-          <w:lang w:val="ru-RU"/>
-        </w:rPr>
-      </w:pPr>
-      <w:r>
-        <w:rPr>
-          <w:rFonts w:ascii="Times New Roman" w:hAnsi="Times New Roman" w:cs="Times New Roman"/>
-          <w:b/>
-          <w:bCs/>
-          <w:lang w:val="ru-RU"/>
-        </w:rPr>
-        <w:t>Слайд 11. Структура разработанного ПО</w:t>
-      </w:r>
-    </w:p>
-    <w:p>
-      <w:pPr>
-        <w:spacing w:after="0"/>
-        <w:rPr>
-          <w:rFonts w:ascii="Times New Roman" w:hAnsi="Times New Roman" w:cs="Times New Roman"/>
-          <w:lang w:val="vi-VN"/>
-        </w:rPr>
-      </w:pPr>
-      <w:r>
-        <w:rPr>
-          <w:rFonts w:ascii="Times New Roman" w:hAnsi="Times New Roman" w:cs="Times New Roman"/>
-          <w:lang w:val="ru-RU"/>
-        </w:rPr>
-        <w:t>Программное обеспечение состоит из модуля CNN (обучение и сохранение модели) и пользовательского приложения на Streamlit, которое загружает изображение, вызывает модель и отображает тепловую карту или ограничивающие рамки.</w:t>
-      </w:r>
-    </w:p>
-    <w:p>
-      <w:pPr>
-        <w:spacing w:after="0"/>
-        <w:rPr>
-          <w:rFonts w:ascii="Times New Roman" w:hAnsi="Times New Roman" w:cs="Times New Roman"/>
-          <w:b/>
-          <w:bCs/>
-          <w:lang w:val="ru-RU"/>
-        </w:rPr>
-      </w:pPr>
-      <w:r>
-        <w:rPr>
-          <w:rFonts w:ascii="Times New Roman" w:hAnsi="Times New Roman" w:cs="Times New Roman"/>
-          <w:b/>
-          <w:bCs/>
-          <w:lang w:val="ru-RU"/>
-        </w:rPr>
-        <w:t>Слайд 12. Метрики оценки</w:t>
-      </w:r>
-    </w:p>
-    <w:p>
-      <w:pPr>
-        <w:spacing w:after="0"/>
-        <w:rPr>
-          <w:rFonts w:ascii="Times New Roman" w:hAnsi="Times New Roman" w:cs="Times New Roman"/>
-          <w:lang w:val="vi-VN"/>
-        </w:rPr>
-      </w:pPr>
-      <w:r>
-        <w:rPr>
-          <w:rFonts w:ascii="Times New Roman" w:hAnsi="Times New Roman" w:cs="Times New Roman"/>
-          <w:lang w:val="ru-RU"/>
-        </w:rPr>
-        <w:t>Качество локализации оценивается по двум метрикам: F1-мера и IoU</w:t>
-      </w:r>
-      <w:r>
-        <w:rPr>
-          <w:rFonts w:ascii="Times New Roman" w:hAnsi="Times New Roman" w:cs="Times New Roman"/>
-          <w:lang w:val="vi-VN"/>
-        </w:rPr>
-        <w:t xml:space="preserve"> (</w:t>
-      </w:r>
-      <w:r>
-        <w:rPr>
-          <w:rFonts w:ascii="Times New Roman" w:hAnsi="Times New Roman" w:cs="Times New Roman"/>
-          <w:b/>
-          <w:bCs/>
-          <w:lang w:val="ru-RU"/>
-        </w:rPr>
-        <w:t>индекс Жаккара</w:t>
-      </w:r>
-      <w:r>
-        <w:rPr>
-          <w:rFonts w:ascii="Times New Roman" w:hAnsi="Times New Roman" w:cs="Times New Roman"/>
-          <w:b/>
-          <w:bCs/>
-          <w:lang w:val="ru-RU"/>
-        </w:rPr>
-        <w:t>)</w:t>
-      </w:r>
-      <w:r>
-        <w:rPr>
-          <w:rFonts w:ascii="Times New Roman" w:hAnsi="Times New Roman" w:cs="Times New Roman"/>
-          <w:lang w:val="ru-RU"/>
-        </w:rPr>
-        <w:t>. Эти метрики вычислены по формулам, показанным на слайде.</w:t>
-      </w:r>
-    </w:p>
-    <w:p>
-      <w:pPr>
-        <w:spacing w:after="0"/>
-        <w:rPr>
-          <w:rFonts w:ascii="Times New Roman" w:hAnsi="Times New Roman" w:cs="Times New Roman"/>
-          <w:b/>
-          <w:bCs/>
-          <w:lang w:val="ru-RU"/>
-        </w:rPr>
-      </w:pPr>
-      <w:r>
-        <w:rPr>
-          <w:rFonts w:ascii="Times New Roman" w:hAnsi="Times New Roman" w:cs="Times New Roman"/>
-          <w:b/>
-          <w:bCs/>
-          <w:lang w:val="ru-RU"/>
-        </w:rPr>
-        <w:t>Слайд 13. Влияние слоя внимания</w:t>
-      </w:r>
-    </w:p>
-    <w:p>
-      <w:pPr>
-        <w:spacing w:after="0"/>
-        <w:rPr>
-          <w:rFonts w:ascii="Times New Roman" w:hAnsi="Times New Roman" w:cs="Times New Roman"/>
-          <w:lang w:val="vi-VN"/>
-        </w:rPr>
-      </w:pPr>
-      <w:r>
-        <w:rPr>
-          <w:rFonts w:ascii="Times New Roman" w:hAnsi="Times New Roman" w:cs="Times New Roman"/>
-          <w:lang w:val="ru-RU"/>
-        </w:rPr>
-        <w:t>Добавление механизма внимания повышает</w:t>
-      </w:r>
-      <w:r>
-        <w:rPr>
-          <w:rFonts w:ascii="Times New Roman" w:hAnsi="Times New Roman" w:cs="Times New Roman"/>
-          <w:lang w:val="ru-RU"/>
-        </w:rPr>
-        <w:t xml:space="preserve"> </w:t>
-      </w:r>
-      <w:r>
-        <w:rPr>
-          <w:rFonts w:ascii="Times New Roman" w:hAnsi="Times New Roman" w:cs="Times New Roman"/>
-          <w:lang w:val="ru-RU"/>
-        </w:rPr>
-        <w:t>качество работы метода</w:t>
-      </w:r>
-      <w:r>
-        <w:rPr>
-          <w:rFonts w:ascii="Times New Roman" w:hAnsi="Times New Roman" w:cs="Times New Roman"/>
-          <w:lang w:val="ru-RU"/>
-        </w:rPr>
-        <w:t xml:space="preserve">. Это подтверждает, что внимание помогает модели выделять мелкие высокочастотные артефакты </w:t>
-      </w:r>
-      <w:r>
-        <w:rPr>
-          <w:rFonts w:ascii="Times New Roman" w:hAnsi="Times New Roman" w:cs="Times New Roman"/>
-          <w:lang w:val="ru-RU"/>
-        </w:rPr>
-        <w:t>фальсификаци</w:t>
-      </w:r>
-      <w:r>
-        <w:rPr>
-          <w:rFonts w:ascii="Times New Roman" w:hAnsi="Times New Roman" w:cs="Times New Roman"/>
-          <w:lang w:val="ru-RU"/>
-        </w:rPr>
-        <w:t>и</w:t>
-      </w:r>
-      <w:r>
-        <w:rPr>
-          <w:rFonts w:ascii="Times New Roman" w:hAnsi="Times New Roman" w:cs="Times New Roman"/>
-          <w:lang w:val="ru-RU"/>
-        </w:rPr>
-        <w:t>.</w:t>
-      </w:r>
-    </w:p>
-    <w:p>
-      <w:pPr>
-        <w:spacing w:after="0"/>
-        <w:rPr>
-          <w:rFonts w:ascii="Times New Roman" w:hAnsi="Times New Roman" w:cs="Times New Roman"/>
-          <w:b/>
-          <w:bCs/>
-          <w:lang w:val="ru-RU"/>
-        </w:rPr>
-      </w:pPr>
-      <w:r>
-        <w:rPr>
-          <w:rFonts w:ascii="Times New Roman" w:hAnsi="Times New Roman" w:cs="Times New Roman"/>
-          <w:b/>
-          <w:bCs/>
-          <w:lang w:val="ru-RU"/>
-        </w:rPr>
-        <w:t>Слайд 14. Влияние слоя адаптации признаков</w:t>
-      </w:r>
-    </w:p>
-    <w:p>
-      <w:pPr>
-        <w:spacing w:after="0"/>
-        <w:rPr>
-          <w:rFonts w:ascii="Times New Roman" w:hAnsi="Times New Roman" w:cs="Times New Roman"/>
-          <w:lang w:val="vi-VN"/>
-        </w:rPr>
-      </w:pPr>
-      <w:r>
-        <w:rPr>
-          <w:rFonts w:ascii="Times New Roman" w:hAnsi="Times New Roman" w:cs="Times New Roman"/>
-          <w:lang w:val="ru-RU"/>
-        </w:rPr>
-        <w:t>Наилучшие результаты дают слои адаптации в виде остаточных блоков. Без адаптации качество падает более чем на 20%, так как шумовые и семантические признаки не согласованы.</w:t>
-      </w:r>
-    </w:p>
-    <w:p>
-      <w:pPr>
-        <w:spacing w:after="0"/>
-        <w:rPr>
-          <w:rFonts w:ascii="Times New Roman" w:hAnsi="Times New Roman" w:cs="Times New Roman"/>
-          <w:b/>
-          <w:bCs/>
-          <w:lang w:val="ru-RU"/>
-        </w:rPr>
-      </w:pPr>
-      <w:r>
-        <w:rPr>
-          <w:rFonts w:ascii="Times New Roman" w:hAnsi="Times New Roman" w:cs="Times New Roman"/>
-          <w:b/>
-          <w:bCs/>
-          <w:lang w:val="ru-RU"/>
-        </w:rPr>
-        <w:t>Слайд 15. Влияние качества изображения (JPEG)</w:t>
-      </w:r>
-    </w:p>
-    <w:p>
-      <w:pPr>
-        <w:spacing w:after="0"/>
-        <w:rPr>
-          <w:rFonts w:ascii="Times New Roman" w:hAnsi="Times New Roman" w:cs="Times New Roman"/>
-          <w:lang w:val="vi-VN"/>
-        </w:rPr>
-      </w:pPr>
-      <w:r>
-        <w:rPr>
-          <w:rFonts w:ascii="Times New Roman" w:hAnsi="Times New Roman" w:cs="Times New Roman"/>
-          <w:lang w:val="ru-RU"/>
-        </w:rPr>
-        <w:t>При сжатии JPEG с качеством 100% модель показывает отличные результаты. Однако при снижении качества до 70% и ниже метрики IoU падают до 0,5–0,6, что указывает на чувствительность к сильной компрессии.</w:t>
-      </w:r>
-    </w:p>
-    <w:p>
-      <w:pPr>
-        <w:spacing w:after="0"/>
-        <w:rPr>
-          <w:rFonts w:ascii="Times New Roman" w:hAnsi="Times New Roman" w:cs="Times New Roman"/>
-          <w:b/>
-          <w:bCs/>
-          <w:lang w:val="ru-RU"/>
-        </w:rPr>
-      </w:pPr>
-      <w:r>
-        <w:rPr>
-          <w:rFonts w:ascii="Times New Roman" w:hAnsi="Times New Roman" w:cs="Times New Roman"/>
-          <w:b/>
-          <w:bCs/>
-          <w:lang w:val="ru-RU"/>
-        </w:rPr>
-        <w:t>Слайд 16. Заключение</w:t>
-      </w:r>
-    </w:p>
-    <w:p>
-      <w:pPr>
-        <w:spacing w:after="0"/>
-        <w:rPr>
-          <w:rFonts w:ascii="Times New Roman" w:hAnsi="Times New Roman" w:cs="Times New Roman"/>
-          <w:lang w:val="vi-VN"/>
-        </w:rPr>
-      </w:pPr>
-      <w:r>
-        <w:rPr>
-          <w:rFonts w:ascii="Times New Roman" w:hAnsi="Times New Roman" w:cs="Times New Roman"/>
-          <w:lang w:val="ru-RU"/>
-        </w:rPr>
-        <w:t xml:space="preserve">В работе разработан и реализован двухпоточный метод обнаружения фальсифицированных фрагментов с механизмами внимания и адаптации признаков. Все поставленные задачи решены, цель достигнута. </w:t>
+        <w:t xml:space="preserve">В работе разработан и реализован метод обнаружения фальсифицированных фрагментов с механизмами внимания и адаптации признаков. Все поставленные задачи решены, цель достигнута. </w:t>
       </w:r>
       <w:r>
         <w:rPr>
